--- a/paper/When_Should_AI_Assist_the_Assessor_FINAL.docx
+++ b/paper/When_Should_AI_Assist_the_Assessor_FINAL.docx
@@ -115,7 +115,7 @@
         <w:rPr>
           <w:rFonts w:ascii="Calibri" w:hAnsi="Calibri"/>
         </w:rPr>
-        <w:t>Of the 96 answers, 48 (12 complete cases) were scored before a fixed cutoff. All 48 were acceptable and none contained a serious error, so the checks had no error to stop. They nevertheless held back six acceptable answers, one of 24 for one configuration and five of 24 for the other: four because the model labeled its own acceptable answer as a grade or approval decision, and two because a correct number carried a unit label that the check did not recognize. Median decision times ranged from 98 to 158 seconds across conditions, and 7 of 20 timed answers needed some correction. The independent reviewers and the AI judge agreed with every acceptability decision they could compare. In an exploratory extension, the checks released two confirmed calculation errors from one Claude model because the model reported the number under a different name.</w:t>
+        <w:t>Of the 96 answers, 60 (15 complete cases) were scored, among them all 16 that the checks withheld. All 60 were acceptable and none contained a serious error, so the checks had no error to stop and every answer they held back was sound: eleven were routed because the model labeled its own acceptable answer as a grade or approval decision, two were blocked over an unrecognized unit label on a correct number, and three for quoting the syllabus under review. Of 419 quotations offered across all 96 answers, every one was present in the material supplied to the model. Median decision times ranged from 98 to 158 seconds across conditions, and 7 of 20 timed answers needed some correction. Three independent reviewers and an AI judge agreed with every acceptability decision they could compare. In an exploratory extension, the checks released two confirmed calculation errors from one Claude model because the model reported the number under a different name.</w:t>
       </w:r>
     </w:p>
     <w:p>
@@ -126,7 +126,7 @@
         <w:rPr>
           <w:rFonts w:ascii="Calibri" w:hAnsi="Calibri"/>
         </w:rPr>
-        <w:t>On these cases, with the governing rules supplied, the answers held up and the checks were the weak link: they reacted to labels rather than to errors. Institutions should also ensure that their grading and integrity rules are dated and versioned, record which office decides exceptions, and keep final decisions with accountable people; the Commission on Higher Education (CHED) and accreditors can ask for evidence of versioned rules and decision authority. Member states of the Association of Southeast Asian Nations (ASEAN) can reuse the method with cases rebuilt from their own rules and languages. The findings are limited to these cases, configurations and prompt design, a single researcher who also developed the cases, and partial scoring; they do not show that AI can assess students on its own or save teachers time.</w:t>
+        <w:t>On these cases, with the governing rules supplied, the answers held up and the checks were the weak link: they reacted to labels rather than to errors, and every answer they withheld was one a user could have acted on. Institutions should also ensure that their grading and integrity rules are dated and versioned, record which office decides exceptions, and keep final decisions with accountable people; the Commission on Higher Education (CHED) and accreditors can ask for evidence of versioned rules and decision authority. Member states of the Association of Southeast Asian Nations (ASEAN) can reuse the method with cases rebuilt from their own rules and languages. The findings are limited to these cases, configurations and prompt design, a single researcher who also developed the cases, and partial scoring; they do not show that AI can assess students on its own or save teachers time.</w:t>
       </w:r>
     </w:p>
     <w:p>
@@ -1449,7 +1449,7 @@
         <w:rPr>
           <w:rFonts w:ascii="Calibri" w:hAnsi="Calibri"/>
         </w:rPr>
-        <w:t>Answers were scored with model identity hidden, in a balanced order fixed in advance by random seed, until a pre-set cutoff on September 18, 2026. By then, 48 answers covering 12 complete cases, all three workflow groups and all nine institutions had been scored, none marked as impossible to judge; the other 48 remain unscored. Before formal scoring, 24 assigned answers, six per model-and-route condition, were timed with model identity and answer keys hidden: decision time ran until the answer was accepted, edited or referred, and correction time measured active editing. Because the conditions contain different cases and no unassisted baseline was timed, these times describe the cost of checking, not time saved. The researcher had also seen all 96 answers during collection, so masking during scoring was partial; sensitivity analyses therefore exclude the timed answers. A planned repeat self-scoring could not be completed before submission, and agreement with independent reviewers and an AI judge is reported in its place.</w:t>
+        <w:t>Answers were scored with model identity hidden, in a balanced order fixed in advance by random seed. At a pre-set cutoff on September 18, 2026, 48 answers covering 12 complete cases were scored and locked; a second stage, ordered and published before it began, then scored every answer the checks had withheld and no one had scored. Scoring stopped on September 22, 2026 at 60 answers in 15 complete cases, covering all three workflow groups and all nine institutions, none marked as impossible to judge; 36 remain unscored, and the locked scores were not revised. The stopping decision followed those scores rather than preceding them and is recorded as a dated deviation.</w:t>
       </w:r>
     </w:p>
     <w:p>
@@ -1460,7 +1460,18 @@
         <w:rPr>
           <w:rFonts w:ascii="Calibri" w:hAnsi="Calibri"/>
         </w:rPr>
-        <w:t xml:space="preserve">Two independent volunteer reviewers scored masked subsets against the same answer keys, returning three packets (16 responses on 14 distinct answers) with a field to challenge each key; their scores were compared with the researcher’s only after the researcher’s scores were locked (</w:t>
+        <w:t>Before formal scoring, 24 assigned answers, six per model-and-route condition, were timed with model identity and answer keys hidden: decision time ran until the answer was accepted, edited or referred, and correction time measured active editing. Because the conditions contain different cases and no unassisted baseline was timed, these times describe the cost of checking, not time saved. The researcher had also seen all 96 answers during collection, so masking during scoring was partial; sensitivity analyses therefore exclude the timed answers. A planned repeat self-scoring could not be completed, and agreement with independent reviewers and an AI judge is reported in its place.</w:t>
+      </w:r>
+    </w:p>
+    <w:p>
+      <w:pPr>
+        <w:jc w:val="both"/>
+      </w:pPr>
+      <w:r>
+        <w:rPr>
+          <w:rFonts w:ascii="Calibri" w:hAnsi="Calibri"/>
+        </w:rPr>
+        <w:t xml:space="preserve">Three independent volunteer reviewers scored masked subsets against the same answer keys, returning four packets (22 responses on 18 distinct answers) with a field to challenge each key; their scores were compared with the researcher’s only after the researcher’s scores were locked (</w:t>
       </w:r>
       <w:hyperlink w:anchor="App_F">
         <w:r>
@@ -1490,7 +1501,7 @@
         <w:rPr>
           <w:rFonts w:ascii="Calibri" w:hAnsi="Calibri"/>
         </w:rPr>
-        <w:t xml:space="preserve">). No student data were used and no ethics review was obtained. Model cost was not measured for the primary configurations, which were accessed by subscription.</w:t>
+        <w:t xml:space="preserve">). No student data were used and no ethics review was obtained. Model cost was not measured for the primary configurations, which were accessed by subscription; it was measured for every exploratory configuration reached through an interface that meters requests.</w:t>
       </w:r>
     </w:p>
     <w:p>
@@ -1514,7 +1525,7 @@
         <w:rPr>
           <w:rFonts w:ascii="Calibri" w:hAnsi="Calibri"/>
         </w:rPr>
-        <w:t xml:space="preserve">All 96 answers passed the format check. Both configurations answered every scored request acceptably, 24 of 24 each, with no Major or Critical error, so no inappropriate delegation occurred among scored answers (</w:t>
+        <w:t xml:space="preserve">All 96 answers passed the format check. Both configurations answered every scored request acceptably, 30 of 30 each, with no Major or Critical error, so no inappropriate delegation occurred among scored answers (</w:t>
       </w:r>
       <w:hyperlink w:anchor="Tab_3">
         <w:r>
@@ -1529,7 +1540,18 @@
         <w:rPr>
           <w:rFonts w:ascii="Calibri" w:hAnsi="Calibri"/>
         </w:rPr>
-        <w:t xml:space="preserve">). Under the checks, 23 Astra answers and 19 Luna answers were released; no serious answer was withheld because none existed, and acceptable answers were withheld in 1 of 12 cases for Astra and 4 of 12 for Luna (</w:t>
+        <w:t xml:space="preserve">). Under the checks, 23 Astra answers and 21 Luna answers reached a user.</w:t>
+      </w:r>
+    </w:p>
+    <w:p>
+      <w:pPr>
+        <w:jc w:val="both"/>
+      </w:pPr>
+      <w:r>
+        <w:rPr>
+          <w:rFonts w:ascii="Calibri" w:hAnsi="Calibri"/>
+        </w:rPr>
+        <w:t xml:space="preserve">The checks withheld 16 of the 96 answers, 7 from Astra and 9 from Luna; all 16 have now been scored, and every one was acceptable (</w:t>
       </w:r>
       <w:hyperlink w:anchor="Fig_G1">
         <w:r>
@@ -1544,7 +1566,22 @@
         <w:rPr>
           <w:rFonts w:ascii="Calibri" w:hAnsi="Calibri"/>
         </w:rPr>
-        <w:t xml:space="preserve">). The six withheld answers were all acceptable, four with no error and two with Minor errors. Four were routed because the model itself declared a consequential action, such as recording a correct grade (W3-04, W3-02 and twice W2-08), which delays rather than loses the answer. Two were blocked because the arithmetic check did not recognize the unit labels attached to correct numbers (W2-07 absence quantities; W3-04 course grade). No sensitivity analysis reversed any paired comparison (</w:t>
+        <w:t xml:space="preserve">). No serious answer was withheld because none existed, so the checks stopped no error and held back 16 of the 60 acceptable answers scored. Eleven were routed because the model itself declared a consequential action, such as recording a correct grade, which delays rather than loses the answer; two were blocked because the arithmetic check did not recognize the unit labels attached to correct numbers (W2-07, W3-04); and three were blocked by the quotation check for quoting the syllabus under review, which that check does not search (W1-01; </w:t>
+      </w:r>
+      <w:hyperlink w:anchor="App_H">
+        <w:r>
+          <w:rPr>
+            <w:rFonts w:ascii="Calibri" w:hAnsi="Calibri"/>
+            <w:color w:val="0038A8"/>
+          </w:rPr>
+          <w:t xml:space="preserve">Appendix H</w:t>
+        </w:r>
+      </w:hyperlink>
+      <w:r>
+        <w:rPr>
+          <w:rFonts w:ascii="Calibri" w:hAnsi="Calibri"/>
+        </w:rPr>
+        <w:t xml:space="preserve">). No sensitivity analysis reversed any paired comparison (</w:t>
       </w:r>
       <w:hyperlink w:anchor="App_J">
         <w:r>
@@ -1583,7 +1620,7 @@
           <w:i/>
           <w:sz w:val="22"/>
         </w:rPr>
-        <w:t xml:space="preserve"> Answer quality and release outcomes (24 of 48 answers per condition scored; approximate case-resampled 95% intervals in brackets)</w:t>
+        <w:t xml:space="preserve"> Answer quality and release outcomes (30 of 48 answers per condition read; approximate case-resampled 95% intervals in brackets)</w:t>
       </w:r>
       <w:bookmarkEnd w:id="115"/>
     </w:p>
@@ -1731,7 +1768,7 @@
                 <w:rFonts w:ascii="Calibri" w:hAnsi="Calibri"/>
                 <w:sz w:val="22"/>
               </w:rPr>
-              <w:t>Criterion correctness, case mean (scored only; all scheduled)</w:t>
+              <w:t>Criterion correctness, case mean (answers read; all scheduled)</w:t>
             </w:r>
           </w:p>
         </w:tc>
@@ -1748,7 +1785,7 @@
                 <w:rFonts w:ascii="Calibri" w:hAnsi="Calibri"/>
                 <w:sz w:val="22"/>
               </w:rPr>
-              <w:t>1.00; 0.50</w:t>
+              <w:t>1.00; 0.63</w:t>
             </w:r>
           </w:p>
         </w:tc>
@@ -1782,7 +1819,7 @@
                 <w:rFonts w:ascii="Calibri" w:hAnsi="Calibri"/>
                 <w:sz w:val="22"/>
               </w:rPr>
-              <w:t>0.93; 0.47</w:t>
+              <w:t>0.95; 0.59</w:t>
             </w:r>
           </w:p>
         </w:tc>
@@ -1821,7 +1858,7 @@
                 <w:rFonts w:ascii="Calibri" w:hAnsi="Calibri"/>
                 <w:sz w:val="22"/>
               </w:rPr>
-              <w:t>Acceptable / serious / other unacceptable / not scored, n/48</w:t>
+              <w:t>Acceptable / serious / other unacceptable / not read, n/48</w:t>
             </w:r>
           </w:p>
         </w:tc>
@@ -1838,7 +1875,7 @@
                 <w:rFonts w:ascii="Calibri" w:hAnsi="Calibri"/>
                 <w:sz w:val="22"/>
               </w:rPr>
-              <w:t>24 / 0 / 0 / 24</w:t>
+              <w:t>30 / 0 / 0 / 18</w:t>
             </w:r>
           </w:p>
         </w:tc>
@@ -1872,7 +1909,7 @@
                 <w:rFonts w:ascii="Calibri" w:hAnsi="Calibri"/>
                 <w:sz w:val="22"/>
               </w:rPr>
-              <w:t>24 / 0 / 0 / 24</w:t>
+              <w:t>30 / 0 / 0 / 18</w:t>
             </w:r>
           </w:p>
         </w:tc>
@@ -2018,7 +2055,7 @@
                 <w:rFonts w:ascii="Calibri" w:hAnsi="Calibri"/>
                 <w:sz w:val="22"/>
               </w:rPr>
-              <w:t>24/48 [29%, 71%]</w:t>
+              <w:t>30/48 [42%, 83%]</w:t>
             </w:r>
           </w:p>
         </w:tc>
@@ -2052,7 +2089,7 @@
                 <w:rFonts w:ascii="Calibri" w:hAnsi="Calibri"/>
                 <w:sz w:val="22"/>
               </w:rPr>
-              <w:t>24/48 [29%, 71%]</w:t>
+              <w:t>30/48 [42%, 83%]</w:t>
             </w:r>
           </w:p>
         </w:tc>
@@ -2069,7 +2106,7 @@
                 <w:rFonts w:ascii="Calibri" w:hAnsi="Calibri"/>
                 <w:sz w:val="22"/>
               </w:rPr>
-              <w:t>19/48 [23%, 58%]</w:t>
+              <w:t>21/48 [27%, 62%]</w:t>
             </w:r>
           </w:p>
         </w:tc>
@@ -2125,7 +2162,7 @@
                 <w:rFonts w:ascii="Calibri" w:hAnsi="Calibri"/>
                 <w:sz w:val="22"/>
               </w:rPr>
-              <w:t>1/24 (1, 0)</w:t>
+              <w:t>7/30 (5, 2)</w:t>
             </w:r>
           </w:p>
         </w:tc>
@@ -2159,7 +2196,7 @@
                 <w:rFonts w:ascii="Calibri" w:hAnsi="Calibri"/>
                 <w:sz w:val="22"/>
               </w:rPr>
-              <w:t>5/24 (3, 2)</w:t>
+              <w:t>9/30 (6, 3)</w:t>
             </w:r>
           </w:p>
         </w:tc>
@@ -2268,7 +2305,33 @@
         <w:rPr>
           <w:rFonts w:ascii="Calibri" w:hAnsi="Calibri"/>
         </w:rPr>
-        <w:t xml:space="preserve">The cross-checks agreed with the researcher’s scores. The two independent reviewers agreed on serious error and acceptability in all 10 comparisons on answers the researcher had also scored (8 distinct answers), matched the exact severity in 7 of 10 and matched 31 of 34 criterion judgments. The AI judge agreed on acceptability and serious error for all 48 scored answers and matched the exact severity for 42, rating six answers marked Minor as having no error. Median decision times ranged from 98 to 158 seconds across conditions, and of 20 unflagged timed answers, 7 needed correction (</w:t>
+        <w:t xml:space="preserve">Of 419 quotations offered across all 96 answers, every one appeared in the material supplied to the model: 398 in the policy excerpt and 21 elsewhere in the prompt, which the check does not examine (</w:t>
+      </w:r>
+      <w:hyperlink w:anchor="App_H">
+        <w:r>
+          <w:rPr>
+            <w:rFonts w:ascii="Calibri" w:hAnsi="Calibri"/>
+            <w:color w:val="0038A8"/>
+          </w:rPr>
+          <w:t xml:space="preserve">Appendix H</w:t>
+        </w:r>
+      </w:hyperlink>
+      <w:r>
+        <w:rPr>
+          <w:rFonts w:ascii="Calibri" w:hAnsi="Calibri"/>
+        </w:rPr>
+        <w:t xml:space="preserve">).</w:t>
+      </w:r>
+    </w:p>
+    <w:p>
+      <w:pPr>
+        <w:jc w:val="both"/>
+      </w:pPr>
+      <w:r>
+        <w:rPr>
+          <w:rFonts w:ascii="Calibri" w:hAnsi="Calibri"/>
+        </w:rPr>
+        <w:t xml:space="preserve">The cross-checks agreed with the researcher’s scores. The three independent reviewers agreed on serious error and acceptability in all 15 comparisons on answers the researcher had also scored (11 distinct answers), matched the exact severity in 11 of 15 and matched 49 of 53 criterion judgments. The AI judge agreed on acceptability and serious error for all 60 scored answers and matched the exact severity for 54, rating six answers marked Minor as having no error. Median decision times ranged from 98 to 158 seconds across conditions, and of 20 unflagged timed answers, 7 needed correction (</w:t>
       </w:r>
       <w:hyperlink w:anchor="App_G">
         <w:r>
@@ -2354,7 +2417,7 @@
         <w:rPr>
           <w:rFonts w:ascii="Calibri" w:hAnsi="Calibri"/>
         </w:rPr>
-        <w:t xml:space="preserve">). When whole documents replaced excerpts, every Gemini and Kimi quotation matched its source, and the AI judge rated all 24 answers acceptable, with Minor issues only in three excerpt runs.</w:t>
+        <w:t xml:space="preserve">). Revised checks, specified and hashed before they were run, recover the two unit-label blocks and contain both confirmed errors, but leave fourteen of the sixteen withheld answers withheld. Three open-weight models small enough for a university to host answered the same 24 cases for about one US cent each, but failed the required output format in roughly one answer in ten.</w:t>
       </w:r>
     </w:p>
     <w:p>
@@ -2391,7 +2454,18 @@
         <w:rPr>
           <w:rFonts w:ascii="Calibri" w:hAnsi="Calibri"/>
         </w:rPr>
-        <w:t>On these cases, the checks held back help without stopping harm. They withheld 6 of 48 acceptable answers and no serious ones, because there were none to stop, so their ability to catch errors remained untested in the primary comparison; in the extension, they released both errors confirmed by hand. Referral can still be the right institutional step when a grade or approval belongs to an office, even if the explanation is correct. Nevertheless, the checks moved work to people without a measured safety benefit, and the burden fell unevenly: Luna, whose answers more often declared decisions and used unrecognized unit labels, had five answers held back to Astra’s one. A check designed around exact wording can penalize a model’s style rather than its errors.</w:t>
+        <w:t>On these cases, the checks held back help without stopping harm. They withheld 16 answers, every one acceptable, and no serious ones, because there were none to stop, so their ability to catch errors remained untested in the primary comparison; in the extension, they released both errors confirmed by hand. Referral can still be the right institutional step when a grade or approval belongs to an office, even if the explanation is correct. Nevertheless, the checks moved work to people without a measured safety benefit, and the burden fell unevenly: Luna, whose answers more often declared decisions and used unrecognized unit labels, had nine answers held back to Astra’s seven.</w:t>
+      </w:r>
+    </w:p>
+    <w:p>
+      <w:pPr>
+        <w:jc w:val="both"/>
+      </w:pPr>
+      <w:r>
+        <w:rPr>
+          <w:rFonts w:ascii="Calibri" w:hAnsi="Calibri"/>
+        </w:rPr>
+        <w:t>The three causes call for different remedies. Routing fired on the model’s own label, and a tolerant comparison recovers the unit-label blocks; the quotation blocks are the most instructive, because that check was not too strict but too narrow, and a membership check that cannot examine part of what the model received will treat sound evidence as missing evidence.</w:t>
       </w:r>
     </w:p>
     <w:p>
@@ -2415,7 +2489,7 @@
         <w:rPr>
           <w:rFonts w:ascii="Calibri" w:hAnsi="Calibri"/>
         </w:rPr>
-        <w:t>None of the 48 scored answers made an unsupported consequential decision; routing instead fired on acceptable answers whose models had labeled a grade or approval as the next step. An assistant can correctly explain when an absence limit applies, but it has no authority to post a grade, and a good answer may point out missing evidence instead of deciding the matter. The authorized person should make the decision and be able to justify it. This is also an ethical requirement: students affected by a penalty or grade change are owed a decision by someone who can be held accountable (National Privacy Commission, 2024).</w:t>
+        <w:t>None of the 60 scored answers made an unsupported consequential decision; routing instead fired on acceptable answers whose models had labeled a grade or approval as the next step. An assistant can correctly explain when an absence limit applies, but it has no authority to post a grade, and a good answer may point out missing evidence instead of deciding the matter. The authorized person should make the decision and be able to justify it. This is also an ethical requirement: students affected by a penalty or grade change are owed a decision by someone who can be held accountable (National Privacy Commission, 2024).</w:t>
       </w:r>
     </w:p>
     <w:p>
@@ -2439,7 +2513,22 @@
         <w:rPr>
           <w:rFonts w:ascii="Calibri" w:hAnsi="Calibri"/>
         </w:rPr>
-        <w:t xml:space="preserve">The economic and social effects depend on who carries the checking work. With no serious errors to catch, decision and correction time were the main costs, and the checks added referrals rather than safety. If the benefits depend on published rules and maintained checks, institutions with limited ICT staff, connectivity or capacity to maintain policies may gain less. As </w:t>
+        <w:t xml:space="preserve">The economic and social effects depend on who carries the checking work. With no serious errors to catch, decision and correction time were the main costs, and the checks added referrals rather than safety. If the benefits depend on published rules and maintained checks, institutions with limited ICT staff, connectivity or capacity to maintain policies may gain less. Model cost, however, is not what separates them: three open-weight models small enough for one machine answered all 24 cases for about a US cent each, against US$3.64 in metered cost for two frontier models reading whole documents, and what distinguished them was reliability of form rather than price (</w:t>
+      </w:r>
+      <w:hyperlink w:anchor="App_H">
+        <w:r>
+          <w:rPr>
+            <w:rFonts w:ascii="Calibri" w:hAnsi="Calibri"/>
+            <w:color w:val="0038A8"/>
+          </w:rPr>
+          <w:t xml:space="preserve">Appendix H</w:t>
+        </w:r>
+      </w:hyperlink>
+      <w:r>
+        <w:rPr>
+          <w:rFonts w:ascii="Calibri" w:hAnsi="Calibri"/>
+        </w:rPr>
+        <w:t xml:space="preserve">). Such an institution is therefore not excluded from this kind of assistance, but is more exposed to the one failure that software detects most easily. As </w:t>
       </w:r>
       <w:hyperlink w:anchor="Sec_2_2">
         <w:r>
@@ -2480,7 +2569,7 @@
         <w:rPr>
           <w:rFonts w:ascii="Calibri" w:hAnsi="Calibri"/>
         </w:rPr>
-        <w:t xml:space="preserve"> and E); with no serious errors in 12 cases, a case-level error rate of up to about 25% cannot be ruled out (rule of three).</w:t>
+        <w:t xml:space="preserve"> and E); with no serious errors in 15 cases, a case-level error rate of up to about 20% cannot be ruled out (rule of three).</w:t>
       </w:r>
     </w:p>
     <w:p>
@@ -2905,7 +2994,7 @@
         <w:rPr>
           <w:rFonts w:ascii="Calibri" w:hAnsi="Calibri"/>
         </w:rPr>
-        <w:t>Educators without technical support can apply the same logic. They can ask the assistant to quote the rule it relies on and to list missing evidence rather than issue a grade, approval or penalty; search the source for every quotation and stop if one cannot be found; recompute every number a decision depends on; and record the rule version and the person who decided. These steps require staff time but no new software, so smaller institutions could adopt them.</w:t>
+        <w:t>Educators without technical support can apply the same logic. They can ask the assistant to quote the rule it relies on and to list missing evidence rather than issue a grade, approval or penalty; search the source for every quotation and stop if one cannot be found; recompute every number a decision depends on; and record the rule version and the person who decided. These steps require staff time but no new software, so smaller institutions could adopt them. Where a frontier subscription is out of reach, the models an institution can host itself answered the same cases at negligible cost, and the first two steps address their recurring difficulty, the form of the output.</w:t>
       </w:r>
     </w:p>
     <w:p>
@@ -2929,7 +3018,7 @@
         <w:rPr>
           <w:rFonts w:ascii="Calibri" w:hAnsi="Calibri"/>
         </w:rPr>
-        <w:t>Institutions that build checks should make them fail closed when quantities or quotations are missing but, as the unit-label blocks suggest, tolerate harmless differences in unit labels, quotation marks and rounding, and they should not rely on a model’s own label as the only trigger for review. A pilot can begin with one calculation workflow and one referral workflow in shadow mode, where outputs are compared with human decisions but not shown to students. It should track serious answers released, acceptable answers withheld and reviewer minutes, and stop a consequential workflow after any released Critical error.</w:t>
+        <w:t>Institutions that build checks should make them fail closed when quantities or quotations are missing but, as the unit-label blocks suggest, tolerate harmless differences in unit labels, quotation marks and rounding, and they should not rely on a model’s own label as the only trigger for review. A membership check should also examine the whole of what the model received rather than one field of it: that check was not too strict here but too narrow, and three acceptable answers were blocked for quoting the document under review. A pilot can begin with one calculation workflow and one referral workflow in shadow mode, where outputs are compared with human decisions but not shown to students. It should track serious answers released, acceptable answers withheld and reviewer minutes, and stop a consequential workflow after any released Critical error.</w:t>
       </w:r>
     </w:p>
     <w:p>
@@ -3012,7 +3101,7 @@
         <w:rPr>
           <w:rFonts w:ascii="Calibri" w:hAnsi="Calibri"/>
         </w:rPr>
-        <w:t xml:space="preserve">These recommendations are untested proposals. Sustainability depends mainly on upkeep, with each version of the checks recording its source version and change history; environmental effects were not measured. A journal version should add independent expert review of the keys and scoring of all answers, then cases in which the system must find the governing rule itself, more regions and educators, and requests in Filipino and regional languages (</w:t>
+        <w:t xml:space="preserve">These recommendations are untested proposals. Sustainability depends mainly on upkeep, with each version of the checks recording its source version and change history; environmental effects were not measured. A journal version should add independent expert review of the keys and scoring of the answers left unscored here, then more regions and educators, and requests in Filipino and regional languages (</w:t>
       </w:r>
       <w:hyperlink w:anchor="App_E">
         <w:r>
@@ -3051,7 +3140,7 @@
         <w:rPr>
           <w:rFonts w:ascii="Calibri" w:hAnsi="Calibri"/>
         </w:rPr>
-        <w:t>This study asked when AI should help people apply assessment rules in Philippine higher education. On these cases, the answers were not the weak link; the checking was. With the governing rules supplied, all 48 scored answers were acceptable, yet the checks designed to contain errors stopped none, held back six sound answers because of labels and, in the extension, released two confirmed errors because a number was named differently. Policy guidance already asks institutions to keep people in charge, and this evidence shows where that matters: checks should test rule versions, inputs and decision owners rather than wording, and a person still needed a median of about two minutes per timed answer. These results rest on one researcher’s scoring against AI-assisted keys that were not independently validated.</w:t>
+        <w:t>This study asked when AI should help people apply assessment rules in Philippine higher education. On these cases, the answers were not the weak link; the checking was. With the governing rules supplied, all 60 scored answers were acceptable, and of 419 quotations offered, none lay outside the material supplied to the model. The checks designed to contain errors stopped none, and every one of the 16 answers they withheld was sound; in the extension, the same checks released two confirmed errors because a number was named differently. Policy guidance already asks institutions to keep people in charge, and this evidence shows where that matters: checks should test rule versions, inputs and decision owners rather than wording, should examine everything supplied to the model, and cannot substitute for the person who decides, who still required a median of about two minutes per timed answer. These results rest on 60 of 96 answers, scored by one researcher against AI-assisted keys that were not independently validated.</w:t>
       </w:r>
     </w:p>
     <w:p>
@@ -3214,7 +3303,7 @@
           <w:rFonts w:ascii="Calibri" w:hAnsi="Calibri"/>
           <w:sz w:val="22"/>
         </w:rPr>
-        <w:t xml:space="preserve"> (pp. 19868–19949). </w:t>
+        <w:t xml:space="preserve"> (pp. 19868-19949). </w:t>
       </w:r>
       <w:hyperlink r:id="rId17">
         <w:r>
@@ -3406,7 +3495,7 @@
           <w:rFonts w:ascii="Calibri" w:hAnsi="Calibri"/>
           <w:sz w:val="22"/>
         </w:rPr>
-        <w:t xml:space="preserve">(7), 1087–1097. </w:t>
+        <w:t xml:space="preserve">(7), 1087-1097. </w:t>
       </w:r>
       <w:hyperlink r:id="rId22">
         <w:r>
@@ -3558,7 +3647,7 @@
           <w:rFonts w:ascii="Calibri" w:hAnsi="Calibri"/>
           <w:sz w:val="22"/>
         </w:rPr>
-        <w:t xml:space="preserve">(3), 317–332. </w:t>
+        <w:t xml:space="preserve">(3), 317-332. </w:t>
       </w:r>
       <w:hyperlink r:id="rId26">
         <w:r>
@@ -3596,7 +3685,7 @@
           <w:rFonts w:ascii="Calibri" w:hAnsi="Calibri"/>
           <w:sz w:val="22"/>
         </w:rPr>
-        <w:t xml:space="preserve"> (Vol. 97, pp. 2151–2159). PMLR. </w:t>
+        <w:t xml:space="preserve"> (Vol. 97, pp. 2151-2159). PMLR. </w:t>
       </w:r>
       <w:hyperlink r:id="rId27">
         <w:r>
@@ -3672,7 +3761,7 @@
           <w:rFonts w:ascii="Calibri" w:hAnsi="Calibri"/>
           <w:sz w:val="22"/>
         </w:rPr>
-        <w:t xml:space="preserve">(3), 315–338. </w:t>
+        <w:t xml:space="preserve">(3), 315-338. </w:t>
       </w:r>
       <w:hyperlink r:id="rId29">
         <w:r>
@@ -3862,7 +3951,7 @@
           <w:rFonts w:ascii="Calibri" w:hAnsi="Calibri"/>
           <w:sz w:val="22"/>
         </w:rPr>
-        <w:t xml:space="preserve"> (pp. 190800–190850). </w:t>
+        <w:t xml:space="preserve"> (pp. 190800-190850). </w:t>
       </w:r>
       <w:hyperlink r:id="rId34">
         <w:r>
@@ -4318,7 +4407,7 @@
           <w:rFonts w:ascii="Calibri" w:hAnsi="Calibri"/>
           <w:sz w:val="22"/>
         </w:rPr>
-        <w:t xml:space="preserve"> (pp. 21763–21813). </w:t>
+        <w:t xml:space="preserve"> (pp. 21763-21813). </w:t>
       </w:r>
       <w:hyperlink r:id="rId46">
         <w:r>
@@ -4356,7 +4445,7 @@
           <w:rFonts w:ascii="Calibri" w:hAnsi="Calibri"/>
           <w:sz w:val="22"/>
         </w:rPr>
-        <w:t xml:space="preserve">(3), 310–323. </w:t>
+        <w:t xml:space="preserve">(3), 310-323. </w:t>
       </w:r>
       <w:hyperlink r:id="rId47">
         <w:r>
@@ -4660,7 +4749,7 @@
           <w:rFonts w:ascii="Calibri" w:hAnsi="Calibri"/>
           <w:sz w:val="22"/>
         </w:rPr>
-        <w:t xml:space="preserve"> (Monograph Series 2024-06). University of the Philippines Center for Integrative and Development Studies. </w:t>
+        <w:t xml:space="preserve"> (EDCOM II Research Paper Series No. 008). Second Congressional Commission on Education. </w:t>
       </w:r>
       <w:hyperlink r:id="rId55">
         <w:r>
@@ -4668,7 +4757,7 @@
             <w:rFonts w:ascii="Calibri" w:hAnsi="Calibri"/>
             <w:sz w:val="22"/>
           </w:rPr>
-          <w:t xml:space="preserve">https://cids.up.edu.ph/wp-content/uploads/2024/12/06-Navigating-the-Generative-Artificial-Intelligence-Era-Charting-the-Course-for-Curricular-Reform-in-Higher-Education-in-the-Philippines_Vergara.pdf</w:t>
+          <w:t xml:space="preserve">https://edcom2.gov.ph/media/2024/12/11-14_VERGARA-Navigating-the-Generative-Artificial-Intelligence-Era_271124.pdf</w:t>
         </w:r>
       </w:hyperlink>
     </w:p>
@@ -4698,7 +4787,7 @@
           <w:rFonts w:ascii="Calibri" w:hAnsi="Calibri"/>
           <w:sz w:val="22"/>
         </w:rPr>
-        <w:t xml:space="preserve">, (23), 1–25. </w:t>
+        <w:t xml:space="preserve">, (23), 1-25. </w:t>
       </w:r>
       <w:hyperlink r:id="rId56">
         <w:r>
@@ -4736,7 +4825,7 @@
           <w:rFonts w:ascii="Calibri" w:hAnsi="Calibri"/>
           <w:sz w:val="22"/>
         </w:rPr>
-        <w:t xml:space="preserve">, 529–556. </w:t>
+        <w:t xml:space="preserve">, 529-556. </w:t>
       </w:r>
       <w:hyperlink r:id="rId57">
         <w:r>
@@ -4850,7 +4939,7 @@
           <w:rFonts w:ascii="Calibri" w:hAnsi="Calibri"/>
           <w:sz w:val="22"/>
         </w:rPr>
-        <w:t xml:space="preserve"> (pp. 595–606). Association for Computational Linguistics. </w:t>
+        <w:t xml:space="preserve"> (pp. 595-606). Association for Computational Linguistics. </w:t>
       </w:r>
       <w:hyperlink r:id="rId60">
         <w:r>
@@ -7172,7 +7261,7 @@
         <w:rPr>
           <w:rFonts w:ascii="Calibri" w:hAnsi="Calibri"/>
         </w:rPr>
-        <w:t>This paper does not claim that the benchmark is the first of its kind, that the answer keys were independently validated, that AI improves teacher productivity or student learning, that the results hold across Philippine higher education, that the two configurations represent their tiers, or that any configuration is equivalent to another. The results describe the Astra and Luna configurations at Medium in Codex as recorded by the researcher; backend identifiers and generation order were not independently verified. Release results describe predefined checks under conditions in which the sources are supplied. Checking times are single-researcher feasibility evidence and do not measure time saved. The study used a locally hashed protocol fixed before collection, not a public preregistration, and reporting rules and scoring-procedure changes made after the freeze are labeled as such.</w:t>
+        <w:t>This paper does not claim that the benchmark is the first of its kind, that the answer keys were independently validated, that AI improves teacher productivity or student learning, that the results hold across Philippine higher education, that the two configurations represent their tiers, or that any configuration is equivalent to another. The results describe the Astra and Luna configurations at Medium in Codex as recorded by the researcher; backend identifiers and generation order were not independently verified. Release results describe predefined checks under conditions in which the sources are supplied. Checking times are single-researcher feasibility evidence and do not measure time saved. The open-weight, whole-document and rule-discovery collections describe what those configurations produced and what the checks did with it; no person has read them, so no claim is made about their correctness. The study used a locally hashed protocol fixed before collection, not a public preregistration, and reporting rules and scoring-procedure changes made after the freeze are labeled as such.</w:t>
       </w:r>
     </w:p>
     <w:p>
@@ -7688,9 +7777,9 @@
         </w:tblCellMar>
       </w:tblPr>
       <w:tblGrid>
-        <w:gridCol w:w="3444"/>
-        <w:gridCol w:w="3170"/>
-        <w:gridCol w:w="2401"/>
+        <w:gridCol w:w="3270"/>
+        <w:gridCol w:w="3464"/>
+        <w:gridCol w:w="2281"/>
       </w:tblGrid>
       <w:tr>
         <w:trPr>
@@ -7699,7 +7788,7 @@
         </w:trPr>
         <w:tc>
           <w:tcPr>
-            <w:tcW w:type="dxa" w:w="3444"/>
+            <w:tcW w:type="dxa" w:w="3270"/>
             <w:shd w:val="clear" w:color="auto" w:fill="E3EAF6"/>
           </w:tcPr>
           <w:p>
@@ -7719,7 +7808,7 @@
         </w:tc>
         <w:tc>
           <w:tcPr>
-            <w:tcW w:type="dxa" w:w="3170"/>
+            <w:tcW w:type="dxa" w:w="3464"/>
             <w:shd w:val="clear" w:color="auto" w:fill="E3EAF6"/>
           </w:tcPr>
           <w:p>
@@ -7739,7 +7828,7 @@
         </w:tc>
         <w:tc>
           <w:tcPr>
-            <w:tcW w:type="dxa" w:w="2401"/>
+            <w:tcW w:type="dxa" w:w="2281"/>
             <w:shd w:val="clear" w:color="auto" w:fill="E3EAF6"/>
           </w:tcPr>
           <w:p>
@@ -7764,7 +7853,7 @@
         </w:trPr>
         <w:tc>
           <w:tcPr>
-            <w:tcW w:type="dxa" w:w="3444"/>
+            <w:tcW w:type="dxa" w:w="3270"/>
           </w:tcPr>
           <w:p>
             <w:pPr>
@@ -7781,7 +7870,7 @@
         </w:tc>
         <w:tc>
           <w:tcPr>
-            <w:tcW w:type="dxa" w:w="3170"/>
+            <w:tcW w:type="dxa" w:w="3464"/>
           </w:tcPr>
           <w:p>
             <w:pPr>
@@ -7798,7 +7887,7 @@
         </w:tc>
         <w:tc>
           <w:tcPr>
-            <w:tcW w:type="dxa" w:w="2401"/>
+            <w:tcW w:type="dxa" w:w="2281"/>
           </w:tcPr>
           <w:p>
             <w:pPr>
@@ -7820,7 +7909,7 @@
         </w:trPr>
         <w:tc>
           <w:tcPr>
-            <w:tcW w:type="dxa" w:w="3444"/>
+            <w:tcW w:type="dxa" w:w="3270"/>
           </w:tcPr>
           <w:p>
             <w:pPr>
@@ -7837,7 +7926,7 @@
         </w:tc>
         <w:tc>
           <w:tcPr>
-            <w:tcW w:type="dxa" w:w="3170"/>
+            <w:tcW w:type="dxa" w:w="3464"/>
           </w:tcPr>
           <w:p>
             <w:pPr>
@@ -7854,7 +7943,7 @@
         </w:tc>
         <w:tc>
           <w:tcPr>
-            <w:tcW w:type="dxa" w:w="2401"/>
+            <w:tcW w:type="dxa" w:w="2281"/>
           </w:tcPr>
           <w:p>
             <w:pPr>
@@ -7876,7 +7965,7 @@
         </w:trPr>
         <w:tc>
           <w:tcPr>
-            <w:tcW w:type="dxa" w:w="3444"/>
+            <w:tcW w:type="dxa" w:w="3270"/>
           </w:tcPr>
           <w:p>
             <w:pPr>
@@ -7893,7 +7982,7 @@
         </w:tc>
         <w:tc>
           <w:tcPr>
-            <w:tcW w:type="dxa" w:w="3170"/>
+            <w:tcW w:type="dxa" w:w="3464"/>
           </w:tcPr>
           <w:p>
             <w:pPr>
@@ -7910,7 +7999,7 @@
         </w:tc>
         <w:tc>
           <w:tcPr>
-            <w:tcW w:type="dxa" w:w="2401"/>
+            <w:tcW w:type="dxa" w:w="2281"/>
           </w:tcPr>
           <w:p>
             <w:pPr>
@@ -7932,7 +8021,7 @@
         </w:trPr>
         <w:tc>
           <w:tcPr>
-            <w:tcW w:type="dxa" w:w="3444"/>
+            <w:tcW w:type="dxa" w:w="3270"/>
           </w:tcPr>
           <w:p>
             <w:pPr>
@@ -7949,7 +8038,7 @@
         </w:tc>
         <w:tc>
           <w:tcPr>
-            <w:tcW w:type="dxa" w:w="3170"/>
+            <w:tcW w:type="dxa" w:w="3464"/>
           </w:tcPr>
           <w:p>
             <w:pPr>
@@ -7966,7 +8055,7 @@
         </w:tc>
         <w:tc>
           <w:tcPr>
-            <w:tcW w:type="dxa" w:w="2401"/>
+            <w:tcW w:type="dxa" w:w="2281"/>
           </w:tcPr>
           <w:p>
             <w:pPr>
@@ -7988,7 +8077,7 @@
         </w:trPr>
         <w:tc>
           <w:tcPr>
-            <w:tcW w:type="dxa" w:w="3444"/>
+            <w:tcW w:type="dxa" w:w="3270"/>
           </w:tcPr>
           <w:p>
             <w:pPr>
@@ -8005,7 +8094,7 @@
         </w:tc>
         <w:tc>
           <w:tcPr>
-            <w:tcW w:type="dxa" w:w="3170"/>
+            <w:tcW w:type="dxa" w:w="3464"/>
           </w:tcPr>
           <w:p>
             <w:pPr>
@@ -8022,7 +8111,7 @@
         </w:tc>
         <w:tc>
           <w:tcPr>
-            <w:tcW w:type="dxa" w:w="2401"/>
+            <w:tcW w:type="dxa" w:w="2281"/>
           </w:tcPr>
           <w:p>
             <w:pPr>
@@ -8044,7 +8133,7 @@
         </w:trPr>
         <w:tc>
           <w:tcPr>
-            <w:tcW w:type="dxa" w:w="3444"/>
+            <w:tcW w:type="dxa" w:w="3270"/>
           </w:tcPr>
           <w:p>
             <w:pPr>
@@ -8061,7 +8150,7 @@
         </w:tc>
         <w:tc>
           <w:tcPr>
-            <w:tcW w:type="dxa" w:w="3170"/>
+            <w:tcW w:type="dxa" w:w="3464"/>
           </w:tcPr>
           <w:p>
             <w:pPr>
@@ -8078,7 +8167,7 @@
         </w:tc>
         <w:tc>
           <w:tcPr>
-            <w:tcW w:type="dxa" w:w="2401"/>
+            <w:tcW w:type="dxa" w:w="2281"/>
           </w:tcPr>
           <w:p>
             <w:pPr>
@@ -8100,7 +8189,7 @@
         </w:trPr>
         <w:tc>
           <w:tcPr>
-            <w:tcW w:type="dxa" w:w="3444"/>
+            <w:tcW w:type="dxa" w:w="3270"/>
           </w:tcPr>
           <w:p>
             <w:pPr>
@@ -8117,7 +8206,7 @@
         </w:tc>
         <w:tc>
           <w:tcPr>
-            <w:tcW w:type="dxa" w:w="3170"/>
+            <w:tcW w:type="dxa" w:w="3464"/>
           </w:tcPr>
           <w:p>
             <w:pPr>
@@ -8134,7 +8223,7 @@
         </w:tc>
         <w:tc>
           <w:tcPr>
-            <w:tcW w:type="dxa" w:w="2401"/>
+            <w:tcW w:type="dxa" w:w="2281"/>
           </w:tcPr>
           <w:p>
             <w:pPr>
@@ -8156,7 +8245,7 @@
         </w:trPr>
         <w:tc>
           <w:tcPr>
-            <w:tcW w:type="dxa" w:w="3444"/>
+            <w:tcW w:type="dxa" w:w="3270"/>
           </w:tcPr>
           <w:p>
             <w:pPr>
@@ -8173,7 +8262,7 @@
         </w:tc>
         <w:tc>
           <w:tcPr>
-            <w:tcW w:type="dxa" w:w="3170"/>
+            <w:tcW w:type="dxa" w:w="3464"/>
           </w:tcPr>
           <w:p>
             <w:pPr>
@@ -8190,7 +8279,7 @@
         </w:tc>
         <w:tc>
           <w:tcPr>
-            <w:tcW w:type="dxa" w:w="2401"/>
+            <w:tcW w:type="dxa" w:w="2281"/>
           </w:tcPr>
           <w:p>
             <w:pPr>
@@ -8212,7 +8301,7 @@
         </w:trPr>
         <w:tc>
           <w:tcPr>
-            <w:tcW w:type="dxa" w:w="3444"/>
+            <w:tcW w:type="dxa" w:w="3270"/>
           </w:tcPr>
           <w:p>
             <w:pPr>
@@ -8229,7 +8318,7 @@
         </w:tc>
         <w:tc>
           <w:tcPr>
-            <w:tcW w:type="dxa" w:w="3170"/>
+            <w:tcW w:type="dxa" w:w="3464"/>
           </w:tcPr>
           <w:p>
             <w:pPr>
@@ -8246,7 +8335,7 @@
         </w:tc>
         <w:tc>
           <w:tcPr>
-            <w:tcW w:type="dxa" w:w="2401"/>
+            <w:tcW w:type="dxa" w:w="2281"/>
           </w:tcPr>
           <w:p>
             <w:pPr>
@@ -8268,7 +8357,7 @@
         </w:trPr>
         <w:tc>
           <w:tcPr>
-            <w:tcW w:type="dxa" w:w="3444"/>
+            <w:tcW w:type="dxa" w:w="3270"/>
           </w:tcPr>
           <w:p>
             <w:pPr>
@@ -8285,7 +8374,7 @@
         </w:tc>
         <w:tc>
           <w:tcPr>
-            <w:tcW w:type="dxa" w:w="3170"/>
+            <w:tcW w:type="dxa" w:w="3464"/>
           </w:tcPr>
           <w:p>
             <w:pPr>
@@ -8302,7 +8391,7 @@
         </w:tc>
         <w:tc>
           <w:tcPr>
-            <w:tcW w:type="dxa" w:w="2401"/>
+            <w:tcW w:type="dxa" w:w="2281"/>
           </w:tcPr>
           <w:p>
             <w:pPr>
@@ -8324,7 +8413,7 @@
         </w:trPr>
         <w:tc>
           <w:tcPr>
-            <w:tcW w:type="dxa" w:w="3444"/>
+            <w:tcW w:type="dxa" w:w="3270"/>
           </w:tcPr>
           <w:p>
             <w:pPr>
@@ -8341,7 +8430,7 @@
         </w:tc>
         <w:tc>
           <w:tcPr>
-            <w:tcW w:type="dxa" w:w="3170"/>
+            <w:tcW w:type="dxa" w:w="3464"/>
           </w:tcPr>
           <w:p>
             <w:pPr>
@@ -8358,7 +8447,7 @@
         </w:tc>
         <w:tc>
           <w:tcPr>
-            <w:tcW w:type="dxa" w:w="2401"/>
+            <w:tcW w:type="dxa" w:w="2281"/>
           </w:tcPr>
           <w:p>
             <w:pPr>
@@ -8380,52 +8469,52 @@
         </w:trPr>
         <w:tc>
           <w:tcPr>
-            <w:tcW w:type="dxa" w:w="3444"/>
-          </w:tcPr>
-          <w:p>
-            <w:pPr>
-              <w:spacing w:after="0" w:line="240" w:lineRule="auto"/>
-            </w:pPr>
-            <w:r>
-              <w:rPr>
-                <w:rFonts w:ascii="Calibri" w:hAnsi="Calibri"/>
-                <w:sz w:val="22"/>
-              </w:rPr>
-              <w:t>Scoring, repeat and reviewer coverage limited by the deadline</w:t>
-            </w:r>
-          </w:p>
-        </w:tc>
-        <w:tc>
-          <w:tcPr>
-            <w:tcW w:type="dxa" w:w="3170"/>
-          </w:tcPr>
-          <w:p>
-            <w:pPr>
-              <w:spacing w:after="0" w:line="240" w:lineRule="auto"/>
-            </w:pPr>
-            <w:r>
-              <w:rPr>
-                <w:rFonts w:ascii="Calibri" w:hAnsi="Calibri"/>
-                <w:sz w:val="22"/>
-              </w:rPr>
-              <w:t>Missing or unreviewed scores reduce precision</w:t>
-            </w:r>
-          </w:p>
-        </w:tc>
-        <w:tc>
-          <w:tcPr>
-            <w:tcW w:type="dxa" w:w="2401"/>
-          </w:tcPr>
-          <w:p>
-            <w:pPr>
-              <w:spacing w:after="0" w:line="240" w:lineRule="auto"/>
-            </w:pPr>
-            <w:r>
-              <w:rPr>
-                <w:rFonts w:ascii="Calibri" w:hAnsi="Calibri"/>
-                <w:sz w:val="22"/>
-              </w:rPr>
-              <w:t>Complete scoring and independent review before journal submission</w:t>
+            <w:tcW w:type="dxa" w:w="3270"/>
+          </w:tcPr>
+          <w:p>
+            <w:pPr>
+              <w:spacing w:after="0" w:line="240" w:lineRule="auto"/>
+            </w:pPr>
+            <w:r>
+              <w:rPr>
+                <w:rFonts w:ascii="Calibri" w:hAnsi="Calibri"/>
+                <w:sz w:val="22"/>
+              </w:rPr>
+              <w:t>Reading, repeat and reviewer coverage limited by the deadline</w:t>
+            </w:r>
+          </w:p>
+        </w:tc>
+        <w:tc>
+          <w:tcPr>
+            <w:tcW w:type="dxa" w:w="3464"/>
+          </w:tcPr>
+          <w:p>
+            <w:pPr>
+              <w:spacing w:after="0" w:line="240" w:lineRule="auto"/>
+            </w:pPr>
+            <w:r>
+              <w:rPr>
+                <w:rFonts w:ascii="Calibri" w:hAnsi="Calibri"/>
+                <w:sz w:val="22"/>
+              </w:rPr>
+              <w:t>36 of 96 answers are unread, and every one of them was released by the checks, so an error among them would be uncontained</w:t>
+            </w:r>
+          </w:p>
+        </w:tc>
+        <w:tc>
+          <w:tcPr>
+            <w:tcW w:type="dxa" w:w="2281"/>
+          </w:tcPr>
+          <w:p>
+            <w:pPr>
+              <w:spacing w:after="0" w:line="240" w:lineRule="auto"/>
+            </w:pPr>
+            <w:r>
+              <w:rPr>
+                <w:rFonts w:ascii="Calibri" w:hAnsi="Calibri"/>
+                <w:sz w:val="22"/>
+              </w:rPr>
+              <w:t>Read every answer, and obtain independent review, before journal submission</w:t>
             </w:r>
           </w:p>
         </w:tc>
@@ -8436,52 +8525,52 @@
         </w:trPr>
         <w:tc>
           <w:tcPr>
-            <w:tcW w:type="dxa" w:w="3444"/>
-          </w:tcPr>
-          <w:p>
-            <w:pPr>
-              <w:spacing w:after="0" w:line="240" w:lineRule="auto"/>
-            </w:pPr>
-            <w:r>
-              <w:rPr>
-                <w:rFonts w:ascii="Calibri" w:hAnsi="Calibri"/>
-                <w:sz w:val="22"/>
-              </w:rPr>
-              <w:t>Only requests to apply existing rules were tested; AI-drafted teaching and assessment materials (rubrics, syllabus AI-use statements, test items) were not evaluated</w:t>
-            </w:r>
-          </w:p>
-        </w:tc>
-        <w:tc>
-          <w:tcPr>
-            <w:tcW w:type="dxa" w:w="3170"/>
-          </w:tcPr>
-          <w:p>
-            <w:pPr>
-              <w:spacing w:after="0" w:line="240" w:lineRule="auto"/>
-            </w:pPr>
-            <w:r>
-              <w:rPr>
-                <w:rFonts w:ascii="Calibri" w:hAnsi="Calibri"/>
-                <w:sz w:val="22"/>
-              </w:rPr>
-              <w:t>No claims about AI as a creator of assessment materials, a common educator use</w:t>
-            </w:r>
-          </w:p>
-        </w:tc>
-        <w:tc>
-          <w:tcPr>
-            <w:tcW w:type="dxa" w:w="2401"/>
-          </w:tcPr>
-          <w:p>
-            <w:pPr>
-              <w:spacing w:after="0" w:line="240" w:lineRule="auto"/>
-            </w:pPr>
-            <w:r>
-              <w:rPr>
-                <w:rFonts w:ascii="Calibri" w:hAnsi="Calibri"/>
-                <w:sz w:val="22"/>
-              </w:rPr>
-              <w:t>Apply the same source-to-check design to AI-drafted materials, checked against institutional rules and reviewed by educators</w:t>
+            <w:tcW w:type="dxa" w:w="3270"/>
+          </w:tcPr>
+          <w:p>
+            <w:pPr>
+              <w:spacing w:after="0" w:line="240" w:lineRule="auto"/>
+            </w:pPr>
+            <w:r>
+              <w:rPr>
+                <w:rFonts w:ascii="Calibri" w:hAnsi="Calibri"/>
+                <w:sz w:val="22"/>
+              </w:rPr>
+              <w:t>Reading stopped by the researcher on September 22, 2026, after the answers it covered had been read</w:t>
+            </w:r>
+          </w:p>
+        </w:tc>
+        <w:tc>
+          <w:tcPr>
+            <w:tcW w:type="dxa" w:w="3464"/>
+          </w:tcPr>
+          <w:p>
+            <w:pPr>
+              <w:spacing w:after="0" w:line="240" w:lineRule="auto"/>
+            </w:pPr>
+            <w:r>
+              <w:rPr>
+                <w:rFonts w:ascii="Calibri" w:hAnsi="Calibri"/>
+                <w:sz w:val="22"/>
+              </w:rPr>
+              <w:t>The stop is not a rule fixed in advance and cannot be treated as one; what it cannot affect is which answers the checks withheld, a set fixed by the checks and read in full</w:t>
+            </w:r>
+          </w:p>
+        </w:tc>
+        <w:tc>
+          <w:tcPr>
+            <w:tcW w:type="dxa" w:w="2281"/>
+          </w:tcPr>
+          <w:p>
+            <w:pPr>
+              <w:spacing w:after="0" w:line="240" w:lineRule="auto"/>
+            </w:pPr>
+            <w:r>
+              <w:rPr>
+                <w:rFonts w:ascii="Calibri" w:hAnsi="Calibri"/>
+                <w:sz w:val="22"/>
+              </w:rPr>
+              <w:t>A fixed reading budget, set and published before any answer is read</w:t>
             </w:r>
           </w:p>
         </w:tc>
@@ -8492,52 +8581,52 @@
         </w:trPr>
         <w:tc>
           <w:tcPr>
-            <w:tcW w:type="dxa" w:w="3444"/>
-          </w:tcPr>
-          <w:p>
-            <w:pPr>
-              <w:spacing w:after="0" w:line="240" w:lineRule="auto"/>
-            </w:pPr>
-            <w:r>
-              <w:rPr>
-                <w:rFonts w:ascii="Calibri" w:hAnsi="Calibri"/>
-                <w:sz w:val="22"/>
-              </w:rPr>
-              <w:t>One prompt design (scenario, policy excerpt and required JSON fields)</w:t>
-            </w:r>
-          </w:p>
-        </w:tc>
-        <w:tc>
-          <w:tcPr>
-            <w:tcW w:type="dxa" w:w="3170"/>
-          </w:tcPr>
-          <w:p>
-            <w:pPr>
-              <w:spacing w:after="0" w:line="240" w:lineRule="auto"/>
-            </w:pPr>
-            <w:r>
-              <w:rPr>
-                <w:rFonts w:ascii="Calibri" w:hAnsi="Calibri"/>
-                <w:sz w:val="22"/>
-              </w:rPr>
-              <w:t>Answers and check results depend on how the task is posed; other wording or formats may change them</w:t>
-            </w:r>
-          </w:p>
-        </w:tc>
-        <w:tc>
-          <w:tcPr>
-            <w:tcW w:type="dxa" w:w="2401"/>
-          </w:tcPr>
-          <w:p>
-            <w:pPr>
-              <w:spacing w:after="0" w:line="240" w:lineRule="auto"/>
-            </w:pPr>
-            <w:r>
-              <w:rPr>
-                <w:rFonts w:ascii="Calibri" w:hAnsi="Calibri"/>
-                <w:sz w:val="22"/>
-              </w:rPr>
-              <w:t>Vary prompt wording and output format across runs</w:t>
+            <w:tcW w:type="dxa" w:w="3270"/>
+          </w:tcPr>
+          <w:p>
+            <w:pPr>
+              <w:spacing w:after="0" w:line="240" w:lineRule="auto"/>
+            </w:pPr>
+            <w:r>
+              <w:rPr>
+                <w:rFonts w:ascii="Calibri" w:hAnsi="Calibri"/>
+                <w:sz w:val="22"/>
+              </w:rPr>
+              <w:t>The exploratory collections (open-weight models, whole documents, rule discovery) are unread</w:t>
+            </w:r>
+          </w:p>
+        </w:tc>
+        <w:tc>
+          <w:tcPr>
+            <w:tcW w:type="dxa" w:w="3464"/>
+          </w:tcPr>
+          <w:p>
+            <w:pPr>
+              <w:spacing w:after="0" w:line="240" w:lineRule="auto"/>
+            </w:pPr>
+            <w:r>
+              <w:rPr>
+                <w:rFonts w:ascii="Calibri" w:hAnsi="Calibri"/>
+                <w:sz w:val="22"/>
+              </w:rPr>
+              <w:t>Coverage, format, quotation membership and release decisions only; a model blocked more often may be safer or merely untidier</w:t>
+            </w:r>
+          </w:p>
+        </w:tc>
+        <w:tc>
+          <w:tcPr>
+            <w:tcW w:type="dxa" w:w="2281"/>
+          </w:tcPr>
+          <w:p>
+            <w:pPr>
+              <w:spacing w:after="0" w:line="240" w:lineRule="auto"/>
+            </w:pPr>
+            <w:r>
+              <w:rPr>
+                <w:rFonts w:ascii="Calibri" w:hAnsi="Calibri"/>
+                <w:sz w:val="22"/>
+              </w:rPr>
+              <w:t>Score those answers against the same keys</w:t>
             </w:r>
           </w:p>
         </w:tc>
@@ -8548,7 +8637,175 @@
         </w:trPr>
         <w:tc>
           <w:tcPr>
-            <w:tcW w:type="dxa" w:w="3444"/>
+            <w:tcW w:type="dxa" w:w="3270"/>
+          </w:tcPr>
+          <w:p>
+            <w:pPr>
+              <w:spacing w:after="0" w:line="240" w:lineRule="auto"/>
+            </w:pPr>
+            <w:r>
+              <w:rPr>
+                <w:rFonts w:ascii="Calibri" w:hAnsi="Calibri"/>
+                <w:sz w:val="22"/>
+              </w:rPr>
+              <w:t>The quotation diagnostic was chosen after the blocks it explains were known</w:t>
+            </w:r>
+          </w:p>
+        </w:tc>
+        <w:tc>
+          <w:tcPr>
+            <w:tcW w:type="dxa" w:w="3464"/>
+          </w:tcPr>
+          <w:p>
+            <w:pPr>
+              <w:spacing w:after="0" w:line="240" w:lineRule="auto"/>
+            </w:pPr>
+            <w:r>
+              <w:rPr>
+                <w:rFonts w:ascii="Calibri" w:hAnsi="Calibri"/>
+                <w:sz w:val="22"/>
+              </w:rPr>
+              <w:t>A check revised in the light of the answers it got wrong cannot be validated on those answers</w:t>
+            </w:r>
+          </w:p>
+        </w:tc>
+        <w:tc>
+          <w:tcPr>
+            <w:tcW w:type="dxa" w:w="2281"/>
+          </w:tcPr>
+          <w:p>
+            <w:pPr>
+              <w:spacing w:after="0" w:line="240" w:lineRule="auto"/>
+            </w:pPr>
+            <w:r>
+              <w:rPr>
+                <w:rFonts w:ascii="Calibri" w:hAnsi="Calibri"/>
+                <w:sz w:val="22"/>
+              </w:rPr>
+              <w:t>Specify the wider membership check in advance and test it on held-out cases</w:t>
+            </w:r>
+          </w:p>
+        </w:tc>
+      </w:tr>
+      <w:tr>
+        <w:trPr>
+          <w:cantSplit/>
+        </w:trPr>
+        <w:tc>
+          <w:tcPr>
+            <w:tcW w:type="dxa" w:w="3270"/>
+          </w:tcPr>
+          <w:p>
+            <w:pPr>
+              <w:spacing w:after="0" w:line="240" w:lineRule="auto"/>
+            </w:pPr>
+            <w:r>
+              <w:rPr>
+                <w:rFonts w:ascii="Calibri" w:hAnsi="Calibri"/>
+                <w:sz w:val="22"/>
+              </w:rPr>
+              <w:t>Only requests to apply existing rules were tested; AI-drafted teaching and assessment materials (rubrics, syllabus AI-use statements, test items) were not evaluated</w:t>
+            </w:r>
+          </w:p>
+        </w:tc>
+        <w:tc>
+          <w:tcPr>
+            <w:tcW w:type="dxa" w:w="3464"/>
+          </w:tcPr>
+          <w:p>
+            <w:pPr>
+              <w:spacing w:after="0" w:line="240" w:lineRule="auto"/>
+            </w:pPr>
+            <w:r>
+              <w:rPr>
+                <w:rFonts w:ascii="Calibri" w:hAnsi="Calibri"/>
+                <w:sz w:val="22"/>
+              </w:rPr>
+              <w:t>No claims about AI as a creator of assessment materials, a common educator use</w:t>
+            </w:r>
+          </w:p>
+        </w:tc>
+        <w:tc>
+          <w:tcPr>
+            <w:tcW w:type="dxa" w:w="2281"/>
+          </w:tcPr>
+          <w:p>
+            <w:pPr>
+              <w:spacing w:after="0" w:line="240" w:lineRule="auto"/>
+            </w:pPr>
+            <w:r>
+              <w:rPr>
+                <w:rFonts w:ascii="Calibri" w:hAnsi="Calibri"/>
+                <w:sz w:val="22"/>
+              </w:rPr>
+              <w:t>Apply the same source-to-check design to AI-drafted materials, checked against institutional rules and reviewed by educators</w:t>
+            </w:r>
+          </w:p>
+        </w:tc>
+      </w:tr>
+      <w:tr>
+        <w:trPr>
+          <w:cantSplit/>
+        </w:trPr>
+        <w:tc>
+          <w:tcPr>
+            <w:tcW w:type="dxa" w:w="3270"/>
+          </w:tcPr>
+          <w:p>
+            <w:pPr>
+              <w:spacing w:after="0" w:line="240" w:lineRule="auto"/>
+            </w:pPr>
+            <w:r>
+              <w:rPr>
+                <w:rFonts w:ascii="Calibri" w:hAnsi="Calibri"/>
+                <w:sz w:val="22"/>
+              </w:rPr>
+              <w:t>One prompt design (scenario, policy excerpt and required JSON fields)</w:t>
+            </w:r>
+          </w:p>
+        </w:tc>
+        <w:tc>
+          <w:tcPr>
+            <w:tcW w:type="dxa" w:w="3464"/>
+          </w:tcPr>
+          <w:p>
+            <w:pPr>
+              <w:spacing w:after="0" w:line="240" w:lineRule="auto"/>
+            </w:pPr>
+            <w:r>
+              <w:rPr>
+                <w:rFonts w:ascii="Calibri" w:hAnsi="Calibri"/>
+                <w:sz w:val="22"/>
+              </w:rPr>
+              <w:t>Answers and check results depend on how the task is posed; other wording or formats may change them</w:t>
+            </w:r>
+          </w:p>
+        </w:tc>
+        <w:tc>
+          <w:tcPr>
+            <w:tcW w:type="dxa" w:w="2281"/>
+          </w:tcPr>
+          <w:p>
+            <w:pPr>
+              <w:spacing w:after="0" w:line="240" w:lineRule="auto"/>
+            </w:pPr>
+            <w:r>
+              <w:rPr>
+                <w:rFonts w:ascii="Calibri" w:hAnsi="Calibri"/>
+                <w:sz w:val="22"/>
+              </w:rPr>
+              <w:t>Vary prompt wording and output format across runs</w:t>
+            </w:r>
+          </w:p>
+        </w:tc>
+      </w:tr>
+      <w:tr>
+        <w:trPr>
+          <w:cantSplit/>
+        </w:trPr>
+        <w:tc>
+          <w:tcPr>
+            <w:tcW w:type="dxa" w:w="3270"/>
           </w:tcPr>
           <w:p>
             <w:pPr>
@@ -8565,7 +8822,7 @@
         </w:tc>
         <w:tc>
           <w:tcPr>
-            <w:tcW w:type="dxa" w:w="3170"/>
+            <w:tcW w:type="dxa" w:w="3464"/>
           </w:tcPr>
           <w:p>
             <w:pPr>
@@ -8582,7 +8839,7 @@
         </w:tc>
         <w:tc>
           <w:tcPr>
-            <w:tcW w:type="dxa" w:w="2401"/>
+            <w:tcW w:type="dxa" w:w="2281"/>
           </w:tcPr>
           <w:p>
             <w:pPr>
@@ -8643,7 +8900,7 @@
         <w:rPr>
           <w:rFonts w:ascii="Calibri" w:hAnsi="Calibri"/>
         </w:rPr>
-        <w:t xml:space="preserve"> Institutional source documents are cited by URL, access date and SHA-256 hash; only the excerpts used in the cases are redistributed. Answer-level human scores and the key linking masked answers to models are withheld to protect masking and reviewer confidentiality.</w:t>
+        <w:t xml:space="preserve"> Institutional source documents are cited by URL, access date and SHA-256 hash; only the excerpts used in the cases are redistributed. Answer-level human judgments and the key linking masked answers to models are withheld to protect masking and reviewer confidentiality. The aggregate tables in the repository are regenerated from the same files that produce the tables below.</w:t>
       </w:r>
     </w:p>
     <w:p>
@@ -8694,7 +8951,7 @@
         <w:rPr>
           <w:rFonts w:ascii="Calibri" w:hAnsi="Calibri"/>
         </w:rPr>
-        <w:t xml:space="preserve"> The author thanks the two independent reviewers, a higher-education faculty member and physician and a data analyst, who scored answers independently.</w:t>
+        <w:t xml:space="preserve"> The author thanks the three independent reviewers, a higher-education faculty member and physician, a data analyst and a market risk officer, who scored answers independently.</w:t>
       </w:r>
     </w:p>
     <w:p>
@@ -8802,8 +9059,8 @@
         </w:tblCellMar>
       </w:tblPr>
       <w:tblGrid>
-        <w:gridCol w:w="1692"/>
-        <w:gridCol w:w="7322"/>
+        <w:gridCol w:w="1552"/>
+        <w:gridCol w:w="7462"/>
       </w:tblGrid>
       <w:tr>
         <w:trPr>
@@ -8885,7 +9142,7 @@
                 <w:rFonts w:ascii="Calibri" w:hAnsi="Calibri"/>
                 <w:sz w:val="22"/>
               </w:rPr>
-              <w:t>48 of 96 answers scored (24 per configuration; 12 complete cases); none marked as impossible to judge</w:t>
+              <w:t>60 of 96 answers read (30 per configuration; 15 complete cases); none marked as impossible to judge; every answer the checks withheld is among them</w:t>
             </w:r>
           </w:p>
         </w:tc>
@@ -8907,7 +9164,7 @@
                 <w:rFonts w:ascii="Calibri" w:hAnsi="Calibri"/>
                 <w:sz w:val="22"/>
               </w:rPr>
-              <w:t>Bounds for the 48 unscored answers</w:t>
+              <w:t>Bounds for the 36 unread answers</w:t>
             </w:r>
           </w:p>
         </w:tc>
@@ -8924,7 +9181,7 @@
                 <w:rFonts w:ascii="Calibri" w:hAnsi="Calibri"/>
                 <w:sz w:val="22"/>
               </w:rPr>
-              <w:t>If all were acceptable, useful releases would be 48, 41, 48 and 39 of 48 (Astra direct, Astra controlled, Luna direct, Luna controlled); if all were serious, the checks would withhold 6 of 24 (Astra) and 4 of 24 (Luna) and release 18 and 20</w:t>
+              <w:t>Every unread answer was released by the checks, so both bounds coincide on containment: if all 36 were seriously wrong, 18 of 48 would be released as serious failures in each of the four conditions, and the checks would have contained none of them. Useful releases are unchanged at 30, 23, 30 and 21 of 48</w:t>
             </w:r>
           </w:p>
         </w:tc>
@@ -8963,7 +9220,7 @@
                 <w:rFonts w:ascii="Calibri" w:hAnsi="Calibri"/>
                 <w:sz w:val="22"/>
               </w:rPr>
-              <w:t>0 of 24 scored answers per configuration</w:t>
+              <w:t>0 of 30 answers read per configuration</w:t>
             </w:r>
           </w:p>
         </w:tc>
@@ -9002,7 +9259,7 @@
                 <w:rFonts w:ascii="Calibri" w:hAnsi="Calibri"/>
                 <w:sz w:val="22"/>
               </w:rPr>
-              <w:t>Withholding everything released no useful answers; blocking only format failures matched direct release; routing all judgment cases released 8 of 48 per configuration</w:t>
+              <w:t>Withholding everything released no useful answers; blocking only format failures matched direct release, because no answer failed the format check; routing all judgment cases released 10 of 48 per configuration</w:t>
             </w:r>
           </w:p>
         </w:tc>
@@ -9041,7 +9298,7 @@
                 <w:rFonts w:ascii="Calibri" w:hAnsi="Calibri"/>
                 <w:sz w:val="22"/>
               </w:rPr>
-              <w:t>Both repetitions of each of the 12 scored cases received the same acceptability label (12 of 12 for each configuration)</w:t>
+              <w:t>Both repetitions of each of the 15 cases read in full received the same acceptability label (15 of 15 for each configuration)</w:t>
             </w:r>
           </w:p>
         </w:tc>
@@ -9080,7 +9337,7 @@
                 <w:rFonts w:ascii="Calibri" w:hAnsi="Calibri"/>
                 <w:sz w:val="22"/>
               </w:rPr>
-              <w:t>Useful releases 19, 18, 17 and 13 of 36; serious releases 0</w:t>
+              <w:t>Useful releases 24, 18, 21 and 15 of 36; serious releases 0</w:t>
             </w:r>
           </w:p>
         </w:tc>
@@ -9120,6 +9377,45 @@
                 <w:sz w:val="22"/>
               </w:rPr>
               <w:t>Format passed 96 of 96; quotation failed 3; arithmetic failed 4 of 32 quantity checks (2 answers); routing triggered 11</w:t>
+            </w:r>
+          </w:p>
+        </w:tc>
+      </w:tr>
+      <w:tr>
+        <w:trPr>
+          <w:cantSplit/>
+        </w:trPr>
+        <w:tc>
+          <w:tcPr>
+            <w:tcW w:type="dxa" w:w="2154"/>
+          </w:tcPr>
+          <w:p>
+            <w:pPr>
+              <w:spacing w:after="0" w:line="240" w:lineRule="auto"/>
+            </w:pPr>
+            <w:r>
+              <w:rPr>
+                <w:rFonts w:ascii="Calibri" w:hAnsi="Calibri"/>
+                <w:sz w:val="22"/>
+              </w:rPr>
+              <w:t>Quotation membership over all 96 answers</w:t>
+            </w:r>
+          </w:p>
+        </w:tc>
+        <w:tc>
+          <w:tcPr>
+            <w:tcW w:type="dxa" w:w="6576"/>
+          </w:tcPr>
+          <w:p>
+            <w:pPr>
+              <w:spacing w:after="0" w:line="240" w:lineRule="auto"/>
+            </w:pPr>
+            <w:r>
+              <w:rPr>
+                <w:rFonts w:ascii="Calibri" w:hAnsi="Calibri"/>
+                <w:sz w:val="22"/>
+              </w:rPr>
+              <w:t>419 quotations offered; 398 found in the policy excerpt, 21 elsewhere in the prompt, 0 found nowhere</w:t>
             </w:r>
           </w:p>
         </w:tc>
@@ -9543,6 +9839,96 @@
                 <w:rFonts w:ascii="Calibri" w:hAnsi="Calibri"/>
                 <w:sz w:val="22"/>
               </w:rPr>
+              <w:t>Decision time with the clarified items, s, median (range; n)</w:t>
+            </w:r>
+          </w:p>
+        </w:tc>
+        <w:tc>
+          <w:tcPr>
+            <w:tcW w:type="dxa" w:w="1531"/>
+          </w:tcPr>
+          <w:p>
+            <w:pPr>
+              <w:spacing w:after="0" w:line="240" w:lineRule="auto"/>
+            </w:pPr>
+            <w:r>
+              <w:rPr>
+                <w:rFonts w:ascii="Calibri" w:hAnsi="Calibri"/>
+                <w:sz w:val="22"/>
+              </w:rPr>
+              <w:t>114 (55 to 513; 6)</w:t>
+            </w:r>
+          </w:p>
+        </w:tc>
+        <w:tc>
+          <w:tcPr>
+            <w:tcW w:type="dxa" w:w="1531"/>
+          </w:tcPr>
+          <w:p>
+            <w:pPr>
+              <w:spacing w:after="0" w:line="240" w:lineRule="auto"/>
+            </w:pPr>
+            <w:r>
+              <w:rPr>
+                <w:rFonts w:ascii="Calibri" w:hAnsi="Calibri"/>
+                <w:sz w:val="22"/>
+              </w:rPr>
+              <w:t>193 (91 to 355; 6)</w:t>
+            </w:r>
+          </w:p>
+        </w:tc>
+        <w:tc>
+          <w:tcPr>
+            <w:tcW w:type="dxa" w:w="1531"/>
+          </w:tcPr>
+          <w:p>
+            <w:pPr>
+              <w:spacing w:after="0" w:line="240" w:lineRule="auto"/>
+            </w:pPr>
+            <w:r>
+              <w:rPr>
+                <w:rFonts w:ascii="Calibri" w:hAnsi="Calibri"/>
+                <w:sz w:val="22"/>
+              </w:rPr>
+              <w:t>122 (78 to 215; 6)</w:t>
+            </w:r>
+          </w:p>
+        </w:tc>
+        <w:tc>
+          <w:tcPr>
+            <w:tcW w:type="dxa" w:w="1531"/>
+          </w:tcPr>
+          <w:p>
+            <w:pPr>
+              <w:spacing w:after="0" w:line="240" w:lineRule="auto"/>
+            </w:pPr>
+            <w:r>
+              <w:rPr>
+                <w:rFonts w:ascii="Calibri" w:hAnsi="Calibri"/>
+                <w:sz w:val="22"/>
+              </w:rPr>
+              <w:t>120 (61 to 301; 5)</w:t>
+            </w:r>
+          </w:p>
+        </w:tc>
+      </w:tr>
+      <w:tr>
+        <w:trPr>
+          <w:cantSplit/>
+        </w:trPr>
+        <w:tc>
+          <w:tcPr>
+            <w:tcW w:type="dxa" w:w="2891"/>
+          </w:tcPr>
+          <w:p>
+            <w:pPr>
+              <w:spacing w:after="0" w:line="240" w:lineRule="auto"/>
+            </w:pPr>
+            <w:r>
+              <w:rPr>
+                <w:rFonts w:ascii="Calibri" w:hAnsi="Calibri"/>
+                <w:sz w:val="22"/>
+              </w:rPr>
               <w:t>Generation cost, US$</w:t>
             </w:r>
           </w:p>
@@ -9709,7 +10095,7 @@
         <w:rPr>
           <w:rFonts w:ascii="Calibri" w:hAnsi="Calibri"/>
         </w:rPr>
-        <w:t xml:space="preserve">); with all recorded times, the medians were 114, 193, 122 and 108 seconds. The release decision was overridden three times during controlled timing. Metered API costs, from OpenRouter billing records, are reported for completeness rather than as measures of cost-effectiveness (</w:t>
+        <w:t xml:space="preserve">); with all recorded times, the medians were 114, 193, 122 and 108 seconds. The researcher later stated on the record what three of those unrecorded intervals were: away from the task in two cases, and no prior exposure to the answer in the third. Those three items rejoin their own condition in the last row above, flagged as explained after the fact, which is weaker evidence than a clock; the fourth, whose interruption began about a minute before the pause was pressed, stays out and its correction time is reported as a range. With the three included, 8 of 23 timed answers needed correction. The release decision was overridden three times during controlled timing. Metered API costs, from OpenRouter billing records, are reported for completeness rather than as measures of cost-effectiveness (</w:t>
       </w:r>
       <w:hyperlink w:anchor="Tab_G3">
         <w:r>
@@ -9724,7 +10110,7 @@
         <w:rPr>
           <w:rFonts w:ascii="Calibri" w:hAnsi="Calibri"/>
         </w:rPr>
-        <w:t xml:space="preserve">).</w:t>
+        <w:t xml:space="preserve">). Billed totals cover every request charged; kept totals cover the one retained attempt of each run, and the difference is attempts that were replaced. The provider bills by model rather than by collection, and two models served two collections each, so the last three rows share one billed total. Every generation identifier in a retained run record appears in the provider’s export.</w:t>
       </w:r>
     </w:p>
     <w:p>
@@ -9766,9 +10152,9 @@
         </w:tblCellMar>
       </w:tblPr>
       <w:tblGrid>
-        <w:gridCol w:w="4596"/>
-        <w:gridCol w:w="1243"/>
-        <w:gridCol w:w="3176"/>
+        <w:gridCol w:w="3952"/>
+        <w:gridCol w:w="895"/>
+        <w:gridCol w:w="4167"/>
       </w:tblGrid>
       <w:tr>
         <w:trPr>
@@ -9777,7 +10163,7 @@
         </w:trPr>
         <w:tc>
           <w:tcPr>
-            <w:tcW w:type="dxa" w:w="4596"/>
+            <w:tcW w:type="dxa" w:w="3952"/>
             <w:shd w:val="clear" w:color="auto" w:fill="E3EAF6"/>
           </w:tcPr>
           <w:p>
@@ -9797,7 +10183,7 @@
         </w:tc>
         <w:tc>
           <w:tcPr>
-            <w:tcW w:type="dxa" w:w="1243"/>
+            <w:tcW w:type="dxa" w:w="895"/>
             <w:shd w:val="clear" w:color="auto" w:fill="E3EAF6"/>
           </w:tcPr>
           <w:p>
@@ -9817,7 +10203,7 @@
         </w:tc>
         <w:tc>
           <w:tcPr>
-            <w:tcW w:type="dxa" w:w="3176"/>
+            <w:tcW w:type="dxa" w:w="4167"/>
             <w:shd w:val="clear" w:color="auto" w:fill="E3EAF6"/>
           </w:tcPr>
           <w:p>
@@ -9842,7 +10228,7 @@
         </w:trPr>
         <w:tc>
           <w:tcPr>
-            <w:tcW w:type="dxa" w:w="4596"/>
+            <w:tcW w:type="dxa" w:w="3952"/>
           </w:tcPr>
           <w:p>
             <w:pPr>
@@ -9859,7 +10245,7 @@
         </w:tc>
         <w:tc>
           <w:tcPr>
-            <w:tcW w:type="dxa" w:w="1243"/>
+            <w:tcW w:type="dxa" w:w="895"/>
           </w:tcPr>
           <w:p>
             <w:pPr>
@@ -9876,7 +10262,7 @@
         </w:tc>
         <w:tc>
           <w:tcPr>
-            <w:tcW w:type="dxa" w:w="3176"/>
+            <w:tcW w:type="dxa" w:w="4167"/>
           </w:tcPr>
           <w:p>
             <w:pPr>
@@ -9898,24 +10284,24 @@
         </w:trPr>
         <w:tc>
           <w:tcPr>
-            <w:tcW w:type="dxa" w:w="4596"/>
-          </w:tcPr>
-          <w:p>
-            <w:pPr>
-              <w:spacing w:after="0" w:line="240" w:lineRule="auto"/>
-            </w:pPr>
-            <w:r>
-              <w:rPr>
-                <w:rFonts w:ascii="Calibri" w:hAnsi="Calibri"/>
-                <w:sz w:val="22"/>
-              </w:rPr>
-              <w:t>AI judge, 48 Claude answers</w:t>
-            </w:r>
-          </w:p>
-        </w:tc>
-        <w:tc>
-          <w:tcPr>
-            <w:tcW w:type="dxa" w:w="1243"/>
+            <w:tcW w:type="dxa" w:w="3952"/>
+          </w:tcPr>
+          <w:p>
+            <w:pPr>
+              <w:spacing w:after="0" w:line="240" w:lineRule="auto"/>
+            </w:pPr>
+            <w:r>
+              <w:rPr>
+                <w:rFonts w:ascii="Calibri" w:hAnsi="Calibri"/>
+                <w:sz w:val="22"/>
+              </w:rPr>
+              <w:t>AI judge, 48 of the 96 Claude answers</w:t>
+            </w:r>
+          </w:p>
+        </w:tc>
+        <w:tc>
+          <w:tcPr>
+            <w:tcW w:type="dxa" w:w="895"/>
           </w:tcPr>
           <w:p>
             <w:pPr>
@@ -9932,7 +10318,7 @@
         </w:tc>
         <w:tc>
           <w:tcPr>
-            <w:tcW w:type="dxa" w:w="3176"/>
+            <w:tcW w:type="dxa" w:w="4167"/>
           </w:tcPr>
           <w:p>
             <w:pPr>
@@ -9954,7 +10340,7 @@
         </w:trPr>
         <w:tc>
           <w:tcPr>
-            <w:tcW w:type="dxa" w:w="4596"/>
+            <w:tcW w:type="dxa" w:w="3952"/>
           </w:tcPr>
           <w:p>
             <w:pPr>
@@ -9971,7 +10357,7 @@
         </w:tc>
         <w:tc>
           <w:tcPr>
-            <w:tcW w:type="dxa" w:w="1243"/>
+            <w:tcW w:type="dxa" w:w="895"/>
           </w:tcPr>
           <w:p>
             <w:pPr>
@@ -9988,7 +10374,7 @@
         </w:tc>
         <w:tc>
           <w:tcPr>
-            <w:tcW w:type="dxa" w:w="3176"/>
+            <w:tcW w:type="dxa" w:w="4167"/>
           </w:tcPr>
           <w:p>
             <w:pPr>
@@ -10010,24 +10396,24 @@
         </w:trPr>
         <w:tc>
           <w:tcPr>
-            <w:tcW w:type="dxa" w:w="4596"/>
-          </w:tcPr>
-          <w:p>
-            <w:pPr>
-              <w:spacing w:after="0" w:line="240" w:lineRule="auto"/>
-            </w:pPr>
-            <w:r>
-              <w:rPr>
-                <w:rFonts w:ascii="Calibri" w:hAnsi="Calibri"/>
-                <w:sz w:val="22"/>
-              </w:rPr>
-              <w:t>Gemini 3.1 Pro Preview, 12 runs</w:t>
-            </w:r>
-          </w:p>
-        </w:tc>
-        <w:tc>
-          <w:tcPr>
-            <w:tcW w:type="dxa" w:w="1243"/>
+            <w:tcW w:type="dxa" w:w="3952"/>
+          </w:tcPr>
+          <w:p>
+            <w:pPr>
+              <w:spacing w:after="0" w:line="240" w:lineRule="auto"/>
+            </w:pPr>
+            <w:r>
+              <w:rPr>
+                <w:rFonts w:ascii="Calibri" w:hAnsi="Calibri"/>
+                <w:sz w:val="22"/>
+              </w:rPr>
+              <w:t>Gemini 3.1 Pro Preview, 12 paired document runs</w:t>
+            </w:r>
+          </w:p>
+        </w:tc>
+        <w:tc>
+          <w:tcPr>
+            <w:tcW w:type="dxa" w:w="895"/>
           </w:tcPr>
           <w:p>
             <w:pPr>
@@ -10044,7 +10430,7 @@
         </w:tc>
         <w:tc>
           <w:tcPr>
-            <w:tcW w:type="dxa" w:w="3176"/>
+            <w:tcW w:type="dxa" w:w="4167"/>
           </w:tcPr>
           <w:p>
             <w:pPr>
@@ -10066,24 +10452,24 @@
         </w:trPr>
         <w:tc>
           <w:tcPr>
-            <w:tcW w:type="dxa" w:w="4596"/>
-          </w:tcPr>
-          <w:p>
-            <w:pPr>
-              <w:spacing w:after="0" w:line="240" w:lineRule="auto"/>
-            </w:pPr>
-            <w:r>
-              <w:rPr>
-                <w:rFonts w:ascii="Calibri" w:hAnsi="Calibri"/>
-                <w:sz w:val="22"/>
-              </w:rPr>
-              <w:t>Kimi K3, 12 runs</w:t>
-            </w:r>
-          </w:p>
-        </w:tc>
-        <w:tc>
-          <w:tcPr>
-            <w:tcW w:type="dxa" w:w="1243"/>
+            <w:tcW w:type="dxa" w:w="3952"/>
+          </w:tcPr>
+          <w:p>
+            <w:pPr>
+              <w:spacing w:after="0" w:line="240" w:lineRule="auto"/>
+            </w:pPr>
+            <w:r>
+              <w:rPr>
+                <w:rFonts w:ascii="Calibri" w:hAnsi="Calibri"/>
+                <w:sz w:val="22"/>
+              </w:rPr>
+              <w:t>Kimi K3, 12 paired document runs</w:t>
+            </w:r>
+          </w:p>
+        </w:tc>
+        <w:tc>
+          <w:tcPr>
+            <w:tcW w:type="dxa" w:w="895"/>
           </w:tcPr>
           <w:p>
             <w:pPr>
@@ -10100,7 +10486,7 @@
         </w:tc>
         <w:tc>
           <w:tcPr>
-            <w:tcW w:type="dxa" w:w="3176"/>
+            <w:tcW w:type="dxa" w:w="4167"/>
           </w:tcPr>
           <w:p>
             <w:pPr>
@@ -10122,7 +10508,7 @@
         </w:trPr>
         <w:tc>
           <w:tcPr>
-            <w:tcW w:type="dxa" w:w="4596"/>
+            <w:tcW w:type="dxa" w:w="3952"/>
           </w:tcPr>
           <w:p>
             <w:pPr>
@@ -10139,7 +10525,7 @@
         </w:tc>
         <w:tc>
           <w:tcPr>
-            <w:tcW w:type="dxa" w:w="1243"/>
+            <w:tcW w:type="dxa" w:w="895"/>
           </w:tcPr>
           <w:p>
             <w:pPr>
@@ -10156,7 +10542,7 @@
         </w:tc>
         <w:tc>
           <w:tcPr>
-            <w:tcW w:type="dxa" w:w="3176"/>
+            <w:tcW w:type="dxa" w:w="4167"/>
           </w:tcPr>
           <w:p>
             <w:pPr>
@@ -10178,7 +10564,7 @@
         </w:trPr>
         <w:tc>
           <w:tcPr>
-            <w:tcW w:type="dxa" w:w="4596"/>
+            <w:tcW w:type="dxa" w:w="3952"/>
           </w:tcPr>
           <w:p>
             <w:pPr>
@@ -10195,7 +10581,7 @@
         </w:tc>
         <w:tc>
           <w:tcPr>
-            <w:tcW w:type="dxa" w:w="1243"/>
+            <w:tcW w:type="dxa" w:w="895"/>
           </w:tcPr>
           <w:p>
             <w:pPr>
@@ -10212,7 +10598,7 @@
         </w:tc>
         <w:tc>
           <w:tcPr>
-            <w:tcW w:type="dxa" w:w="3176"/>
+            <w:tcW w:type="dxa" w:w="4167"/>
           </w:tcPr>
           <w:p>
             <w:pPr>
@@ -10224,6 +10610,174 @@
                 <w:sz w:val="22"/>
               </w:rPr>
               <w:t>1.52</w:t>
+            </w:r>
+          </w:p>
+        </w:tc>
+      </w:tr>
+      <w:tr>
+        <w:trPr>
+          <w:cantSplit/>
+        </w:trPr>
+        <w:tc>
+          <w:tcPr>
+            <w:tcW w:type="dxa" w:w="3952"/>
+          </w:tcPr>
+          <w:p>
+            <w:pPr>
+              <w:spacing w:after="0" w:line="240" w:lineRule="auto"/>
+            </w:pPr>
+            <w:r>
+              <w:rPr>
+                <w:rFonts w:ascii="Calibri" w:hAnsi="Calibri"/>
+                <w:sz w:val="22"/>
+              </w:rPr>
+              <w:t>Three open-weight models, 24 cases each, two prompt conditions (144 runs)</w:t>
+            </w:r>
+          </w:p>
+        </w:tc>
+        <w:tc>
+          <w:tcPr>
+            <w:tcW w:type="dxa" w:w="895"/>
+          </w:tcPr>
+          <w:p>
+            <w:pPr>
+              <w:spacing w:after="0" w:line="240" w:lineRule="auto"/>
+            </w:pPr>
+            <w:r>
+              <w:rPr>
+                <w:rFonts w:ascii="Calibri" w:hAnsi="Calibri"/>
+                <w:sz w:val="22"/>
+              </w:rPr>
+              <w:t>0.03</w:t>
+            </w:r>
+          </w:p>
+        </w:tc>
+        <w:tc>
+          <w:tcPr>
+            <w:tcW w:type="dxa" w:w="4167"/>
+          </w:tcPr>
+          <w:p>
+            <w:pPr>
+              <w:spacing w:after="0" w:line="240" w:lineRule="auto"/>
+            </w:pPr>
+            <w:r>
+              <w:rPr>
+                <w:rFonts w:ascii="Calibri" w:hAnsi="Calibri"/>
+                <w:sz w:val="22"/>
+              </w:rPr>
+              <w:t>7.41 over 163 requests for these three collections together, of which 2.75 is superseded attempts</w:t>
+            </w:r>
+          </w:p>
+        </w:tc>
+      </w:tr>
+      <w:tr>
+        <w:trPr>
+          <w:cantSplit/>
+        </w:trPr>
+        <w:tc>
+          <w:tcPr>
+            <w:tcW w:type="dxa" w:w="3952"/>
+          </w:tcPr>
+          <w:p>
+            <w:pPr>
+              <w:spacing w:after="0" w:line="240" w:lineRule="auto"/>
+            </w:pPr>
+            <w:r>
+              <w:rPr>
+                <w:rFonts w:ascii="Calibri" w:hAnsi="Calibri"/>
+                <w:sz w:val="22"/>
+              </w:rPr>
+              <w:t>Whole documents, 24 cases on two configurations (48 runs)</w:t>
+            </w:r>
+          </w:p>
+        </w:tc>
+        <w:tc>
+          <w:tcPr>
+            <w:tcW w:type="dxa" w:w="895"/>
+          </w:tcPr>
+          <w:p>
+            <w:pPr>
+              <w:spacing w:after="0" w:line="240" w:lineRule="auto"/>
+            </w:pPr>
+            <w:r>
+              <w:rPr>
+                <w:rFonts w:ascii="Calibri" w:hAnsi="Calibri"/>
+                <w:sz w:val="22"/>
+              </w:rPr>
+              <w:t>3.64</w:t>
+            </w:r>
+          </w:p>
+        </w:tc>
+        <w:tc>
+          <w:tcPr>
+            <w:tcW w:type="dxa" w:w="4167"/>
+          </w:tcPr>
+          <w:p>
+            <w:pPr>
+              <w:spacing w:after="0" w:line="240" w:lineRule="auto"/>
+            </w:pPr>
+            <w:r>
+              <w:rPr>
+                <w:rFonts w:ascii="Calibri" w:hAnsi="Calibri"/>
+                <w:sz w:val="22"/>
+              </w:rPr>
+              <w:t>See the line above</w:t>
+            </w:r>
+          </w:p>
+        </w:tc>
+      </w:tr>
+      <w:tr>
+        <w:trPr>
+          <w:cantSplit/>
+        </w:trPr>
+        <w:tc>
+          <w:tcPr>
+            <w:tcW w:type="dxa" w:w="3952"/>
+          </w:tcPr>
+          <w:p>
+            <w:pPr>
+              <w:spacing w:after="0" w:line="240" w:lineRule="auto"/>
+            </w:pPr>
+            <w:r>
+              <w:rPr>
+                <w:rFonts w:ascii="Calibri" w:hAnsi="Calibri"/>
+                <w:sz w:val="22"/>
+              </w:rPr>
+              <w:t>Rule discovery, 8 cases on two configurations (16 runs)</w:t>
+            </w:r>
+          </w:p>
+        </w:tc>
+        <w:tc>
+          <w:tcPr>
+            <w:tcW w:type="dxa" w:w="895"/>
+          </w:tcPr>
+          <w:p>
+            <w:pPr>
+              <w:spacing w:after="0" w:line="240" w:lineRule="auto"/>
+            </w:pPr>
+            <w:r>
+              <w:rPr>
+                <w:rFonts w:ascii="Calibri" w:hAnsi="Calibri"/>
+                <w:sz w:val="22"/>
+              </w:rPr>
+              <w:t>1.01</w:t>
+            </w:r>
+          </w:p>
+        </w:tc>
+        <w:tc>
+          <w:tcPr>
+            <w:tcW w:type="dxa" w:w="4167"/>
+          </w:tcPr>
+          <w:p>
+            <w:pPr>
+              <w:spacing w:after="0" w:line="240" w:lineRule="auto"/>
+            </w:pPr>
+            <w:r>
+              <w:rPr>
+                <w:rFonts w:ascii="Calibri" w:hAnsi="Calibri"/>
+                <w:sz w:val="22"/>
+              </w:rPr>
+              <w:t>See the line above</w:t>
             </w:r>
           </w:p>
         </w:tc>
@@ -10469,7 +11023,7 @@
                 <w:rFonts w:ascii="Calibri" w:hAnsi="Calibri"/>
                 <w:sz w:val="22"/>
               </w:rPr>
-              <w:t>8/16</w:t>
+              <w:t>12/16</w:t>
             </w:r>
           </w:p>
         </w:tc>
@@ -10576,7 +11130,7 @@
                 <w:rFonts w:ascii="Calibri" w:hAnsi="Calibri"/>
                 <w:sz w:val="22"/>
               </w:rPr>
-              <w:t>0/8</w:t>
+              <w:t>4/12</w:t>
             </w:r>
           </w:p>
         </w:tc>
@@ -10649,7 +11203,7 @@
                 <w:rFonts w:ascii="Calibri" w:hAnsi="Calibri"/>
                 <w:sz w:val="22"/>
               </w:rPr>
-              <w:t>8/16</w:t>
+              <w:t>12/16</w:t>
             </w:r>
           </w:p>
         </w:tc>
@@ -10739,7 +11293,7 @@
                 <w:rFonts w:ascii="Calibri" w:hAnsi="Calibri"/>
                 <w:sz w:val="22"/>
               </w:rPr>
-              <w:t>8/16</w:t>
+              <w:t>10/16</w:t>
             </w:r>
           </w:p>
         </w:tc>
@@ -10756,7 +11310,7 @@
                 <w:rFonts w:ascii="Calibri" w:hAnsi="Calibri"/>
                 <w:sz w:val="22"/>
               </w:rPr>
-              <w:t>0/8</w:t>
+              <w:t>2/12</w:t>
             </w:r>
           </w:p>
         </w:tc>
@@ -11189,7 +11743,7 @@
                 <w:rFonts w:ascii="Calibri" w:hAnsi="Calibri"/>
                 <w:sz w:val="22"/>
               </w:rPr>
-              <w:t>8/16</w:t>
+              <w:t>10/16</w:t>
             </w:r>
           </w:p>
         </w:tc>
@@ -11296,7 +11850,7 @@
                 <w:rFonts w:ascii="Calibri" w:hAnsi="Calibri"/>
                 <w:sz w:val="22"/>
               </w:rPr>
-              <w:t>1/8</w:t>
+              <w:t>3/10</w:t>
             </w:r>
           </w:p>
         </w:tc>
@@ -11369,7 +11923,7 @@
                 <w:rFonts w:ascii="Calibri" w:hAnsi="Calibri"/>
                 <w:sz w:val="22"/>
               </w:rPr>
-              <w:t>8/16</w:t>
+              <w:t>10/16</w:t>
             </w:r>
           </w:p>
         </w:tc>
@@ -11476,7 +12030,7 @@
                 <w:rFonts w:ascii="Calibri" w:hAnsi="Calibri"/>
                 <w:sz w:val="22"/>
               </w:rPr>
-              <w:t>2/8</w:t>
+              <w:t>4/10</w:t>
             </w:r>
           </w:p>
         </w:tc>
@@ -11515,7 +12069,7 @@
         <w:rPr>
           <w:rFonts w:ascii="Calibri" w:hAnsi="Calibri"/>
         </w:rPr>
-        <w:t xml:space="preserve"> To see whether the checks behave the same with other models, two Claude configurations answered the same 24 cases twice: Fable 5.1 at Medium (the protocol intended High; two answers were collected through a different interface and flagged as exceptions) and Haiku 4.5 with extended thinking, collected in place of the planned Opus. Applying the frozen checks to all 48 answers per model, format passed for every answer, and the checks released 41 of 48 answers for Astra, 39 for Luna, 38 for Fable and 37 for Haiku (</w:t>
+        <w:t xml:space="preserve"> To see whether the checks behave the same with other models, two Claude configurations answered the same 24 cases twice, giving 48 answers each and 96 in all: Fable 5.1 at Medium (the protocol intended High; two answers were collected through a different interface and flagged as exceptions) and Haiku 4.5 with extended thinking, collected in place of the planned Opus. Applying the frozen checks to all 96, format passed for every answer, and the checks released 41 of 48 answers for Astra, 39 for Luna, 38 for Fable and 37 for Haiku (</w:t>
       </w:r>
       <w:hyperlink w:anchor="Fig_H1">
         <w:r>
@@ -11606,7 +12160,7 @@
         <w:rPr>
           <w:rFonts w:ascii="Calibri" w:hAnsi="Calibri"/>
         </w:rPr>
-        <w:t>The same DeepSeek judge and instructions were applied through the OpenRouter application programming interface (API) to the 48 Claude answers on the 12 scored cases: Fable was rated acceptable on 24 of 24 and Haiku on 21 of 24. Haiku’s three serious errors were a grade of 85%, obtained by weighting parent categories and wrongly said to match the raw 255/300, instead of the policy-weighted 84.6% (W3-02, both repetitions), and a proposal to record a grade itself (W3-04, rated Critical). The checks released both W3-02 errors, because the arithmetic check does not run on a quantity reported under a different name, and blocked the W3-04 answer for unrelated reasons (a quotation-format mismatch and unrecognized unit labels). The researcher then scored these three answers with knowledge of the judge’s view: both W3-02 answers were confirmed as unacceptable and rated Critical, because the wrong grade was recommended for recording, and the W3-04 answer was judged acceptable, consistent with a similar Astra answer that the judge itself had rated acceptable. These three follow-up scores are targeted, not a representative error rate.</w:t>
+        <w:t>The same DeepSeek judge and instructions were applied through the OpenRouter application programming interface (API) to 48 of those 96 answers, the ones falling on the 12 cases scored before the lock (24 per model): Fable was rated acceptable on 24 of 24 and Haiku on 21 of 24. Haiku’s three serious errors were a grade of 85%, obtained by weighting parent categories and wrongly said to match the raw 255/300, instead of the policy-weighted 84.6% (W3-02, both repetitions), and a proposal to record a grade itself (W3-04, rated Critical). The checks released both W3-02 errors, because the arithmetic check does not run on a quantity reported under a different name, and blocked the W3-04 answer for unrelated reasons (a quotation-format mismatch and unrecognized unit labels). The researcher then scored these three answers with knowledge of the judge’s view: both W3-02 answers were confirmed as unacceptable and rated Critical, because the wrong grade was recommended for recording, and the W3-04 answer was judged acceptable, consistent with a similar Astra answer that the judge itself had rated acceptable. These three follow-up scores are targeted, not a representative error rate.</w:t>
       </w:r>
     </w:p>
     <w:p>
@@ -11624,7 +12178,7 @@
         <w:rPr>
           <w:rFonts w:ascii="Calibri" w:hAnsi="Calibri"/>
         </w:rPr>
-        <w:t xml:space="preserve"> DeepSeek V4 Pro (deepseek/deepseek-v4-pro-0813), used through OpenCode and OpenRouter with reasoning set to High (as recorded by the researcher), judged each of the 96 primary answers once, in a fresh session, with the same keys, criteria and severity definitions and without human scores, model labels or release decisions. Its replies were collected before human scoring was complete and were not consulted during scoring. All 96 replies were valid after one malformed reply was collected again, with the first attempt preserved. Against the 48 human scores, the judge agreed on acceptability and serious error in 48 of 48 cases and on exact severity in 42 of 48, and it rated all 48 unscored answers acceptable (two with Minor errors). Because no serious errors were present, this agreement cannot show whether the judge would catch one.</w:t>
+        <w:t xml:space="preserve"> DeepSeek V4 Pro (deepseek/deepseek-v4-pro-0813), used through OpenCode and OpenRouter with reasoning set to High (as recorded by the researcher), judged each of the 96 primary answers once, in a fresh session, with the same keys, criteria and severity definitions and without human scores, model labels or release decisions. Its replies were collected before human scoring was complete and were not consulted during scoring. All 96 replies were valid after one malformed reply was collected again, with the first attempt preserved. Against the 60 answers a person has read, the judge agreed on acceptability and serious error in 60 of 60 cases and on exact severity in 54 of 60, and it rated all 36 unread answers acceptable (two with Minor errors). Because no serious errors were present, this agreement cannot show whether the judge would catch one.</w:t>
       </w:r>
     </w:p>
     <w:p>
@@ -11642,7 +12196,116 @@
         <w:rPr>
           <w:rFonts w:ascii="Calibri" w:hAnsi="Calibri"/>
         </w:rPr>
-        <w:t xml:space="preserve"> To test whether the excerpts limited the answers, Gemini 3.1 Pro Preview and Kimi K3 each answered six scored cases (two per workflow) twice through the OpenRouter API, once with the frozen excerpt and once with the whole retained document pasted as text, without browsing or tools. Both completed all 12 runs. Every quotation matched its evidence file (43 of 43 for Gemini and 80 of 80 for Kimi). The same AI judge, given the full document whenever the model had it, rated all 24 answers acceptable with no serious error; its only Minor findings were in three excerpt runs (one Gemini, two Kimi), and every criterion was judged correct for the whole-document runs (22 of 22 per model). Kimi’s answers were more than twice as long and took 66 to 828 seconds per run, against 12 to 58 seconds for Gemini. No person has scored these answers, and provider effort labels do not imply matched computation, so the results are descriptive and not a ranking of models.</w:t>
+        <w:t xml:space="preserve"> To test whether the excerpts limited the answers, Gemini 3.1 Pro Preview and Kimi K3 each answered six scored cases (two per workflow) twice through the OpenRouter API, once with the frozen excerpt and once with the whole retained document pasted as text, without browsing or tools. Both completed all 12 runs. Every quotation matched its evidence file (43 of 43 for Gemini and 80 of 80 for Kimi). The same AI judge, given the full document whenever the model had it, rated all 24 answers acceptable with no serious error; its only Minor findings were in three excerpt runs (one Gemini, two Kimi), and every criterion was judged correct for the whole-document runs (22 of 22 per model). Kimi’s answers were more than twice as long and took 66 to 828 seconds per run, against 12 to 58 seconds for Gemini.</w:t>
+      </w:r>
+    </w:p>
+    <w:p>
+      <w:pPr>
+        <w:jc w:val="both"/>
+      </w:pPr>
+      <w:r>
+        <w:rPr>
+          <w:rFonts w:ascii="Calibri" w:hAnsi="Calibri"/>
+        </w:rPr>
+        <w:t>The same two configurations then answered all 24 cases once each with the governing document attached and no passage indicated, so the model had to find the rule itself. Every scheduled case returned a reply; one of Kimi’s was cut off at a 16,000-token output cap after spending most of the allowance on reasoning, and is reported as a format failure with its cause named rather than as a missing answer. Quotations are matched against the attached document rather than the excerpt, which makes the counts incomparable with the primary comparison: Gemini offered 67 quotations and 66 were found, Kimi 114 and 106. Under the frozen checks, Gemini’s 24 answers were released 19, routed 4 and blocked 1; Kimi’s 13, 3 and 8. The two collections together cost US$3.64 in kept runs. No person has read any of these answers.</w:t>
+      </w:r>
+    </w:p>
+    <w:p>
+      <w:pPr>
+        <w:jc w:val="both"/>
+      </w:pPr>
+      <w:r>
+        <w:rPr>
+          <w:rFonts w:ascii="Calibri" w:hAnsi="Calibri"/>
+          <w:b/>
+        </w:rPr>
+        <w:t>No passage selected at all.</w:t>
+      </w:r>
+      <w:r>
+        <w:rPr>
+          <w:rFonts w:ascii="Calibri" w:hAnsi="Calibri"/>
+        </w:rPr>
+        <w:t xml:space="preserve"> In a further collection, Gemini 3.1 Pro Preview and an open-weight model answered eight cases, chosen before collection to cover all three workflow groups, seven institutions and three numeric cases, with every retained document of that institution attached and no indication of which one governs. This is the hardest condition in the study and the one closest to ordinary use. It also withheld most heavily: of the 16 answers, 11 were routed or blocked. Whether that is the checks working or the checks over-reacting cannot be said until the answers are read.</w:t>
+      </w:r>
+    </w:p>
+    <w:p>
+      <w:pPr>
+        <w:jc w:val="both"/>
+      </w:pPr>
+      <w:r>
+        <w:rPr>
+          <w:rFonts w:ascii="Calibri" w:hAnsi="Calibri"/>
+          <w:b/>
+        </w:rPr>
+        <w:t>Models an institution could host itself.</w:t>
+      </w:r>
+      <w:r>
+        <w:rPr>
+          <w:rFonts w:ascii="Calibri" w:hAnsi="Calibri"/>
+        </w:rPr>
+        <w:t xml:space="preserve"> Three open-weight models in the 8 to 30 billion parameter range, chosen because each fits on a single 16 GB machine, answered the same 24 cases with the same supplied excerpt and the same required format, reached through the same hosted aggregator rather than run offline. Structured-output enforcement was deliberately not used, because the primary study asked for JSON in the prompt only, and format failure is a result rather than a problem to be engineered away.</w:t>
+      </w:r>
+    </w:p>
+    <w:p>
+      <w:pPr>
+        <w:jc w:val="both"/>
+      </w:pPr>
+      <w:r>
+        <w:rPr>
+          <w:rFonts w:ascii="Calibri" w:hAnsi="Calibri"/>
+        </w:rPr>
+        <w:t>Each model answered the 24 cases twice: once with a prompt written for this collection, and once with the study’s own frozen prompt, byte for byte, so that a difference in format could not be attributed to wording. Across the three models, 63 of 72 answers were valid against the required schema under the first prompt and 65 of 72 under the frozen one; the two frontier configurations returned valid structure in 96 of 96. Every schema failure was the same fault, a numeric result reported without a unit. The wording moved individual models by one or two answers in either direction and removed one model’s failures entirely, so no claim rests on a single model’s count in a single condition; it moved quotation behaviour in the opposite direction, with more quotations offered under the frozen prompt and more of them absent from the supplied excerpt (27 against 11). Declared consequential actions changed little: none of 24 for one model in both conditions, 6 or 7 of 24 for another, 3 or 4 for the third. Under the frozen checks, between 5 and 9 of each model’s 24 answers were blocked or routed. Answering all 24 cases cost about one US cent per model. No person has scored these answers, so the result concerns form and cost, not correctness.</w:t>
+      </w:r>
+    </w:p>
+    <w:p>
+      <w:pPr>
+        <w:jc w:val="both"/>
+      </w:pPr>
+      <w:r>
+        <w:rPr>
+          <w:rFonts w:ascii="Calibri" w:hAnsi="Calibri"/>
+          <w:b/>
+        </w:rPr>
+        <w:t>Revised checks.</w:t>
+      </w:r>
+      <w:r>
+        <w:rPr>
+          <w:rFonts w:ascii="Calibri" w:hAnsi="Calibri"/>
+        </w:rPr>
+        <w:t xml:space="preserve"> Four revisions were written to the recommendation this paper makes in </w:t>
+      </w:r>
+      <w:hyperlink w:anchor="Sec_6_3">
+        <w:r>
+          <w:rPr>
+            <w:rFonts w:ascii="Calibri" w:hAnsi="Calibri"/>
+            <w:color w:val="0038A8"/>
+          </w:rPr>
+          <w:t xml:space="preserve">Section 6.3</w:t>
+        </w:r>
+      </w:hyperlink>
+      <w:r>
+        <w:rPr>
+          <w:rFonts w:ascii="Calibri" w:hAnsi="Calibri"/>
+        </w:rPr>
+        <w:t xml:space="preserve">, specified and hashed before they were run: normalizing unit tokens, accepting one unit-compatible candidate quantity, failing closed when a required quantity is missing, normalizing typographic quotation marks, and allowing display rounding. Re-running the frozen rules over all 192 answers reproduced every decision recorded at the score lock, 96 of 96, so the comparison is like for like. The revised rules recover the two unit-label blocks, contain both confirmed calculation errors, and withhold no answer that was judged acceptable and previously released. They leave fourteen of the sixteen unnecessary holds in place. The rules were written after the first results were known, and although each follows a recommendation published before this work began, hindsight cannot be ruled out by assertion; they are reported as a specified revision tested on the same answers, not as a validated improvement.</w:t>
+      </w:r>
+    </w:p>
+    <w:p>
+      <w:pPr>
+        <w:jc w:val="both"/>
+      </w:pPr>
+      <w:r>
+        <w:rPr>
+          <w:rFonts w:ascii="Calibri" w:hAnsi="Calibri"/>
+          <w:b/>
+        </w:rPr>
+        <w:t>Why three acceptable answers were blocked on quotations.</w:t>
+      </w:r>
+      <w:r>
+        <w:rPr>
+          <w:rFonts w:ascii="Calibri" w:hAnsi="Calibri"/>
+        </w:rPr>
+        <w:t xml:space="preserve"> Case W1-01 supplies the syllabus under review in the scenario and the institution’s guidance as the policy excerpt, and asks whether the syllabus states an adequate AI-use policy. Three answers quoted the syllabus they had been asked to assess; the quotation check searches the policy excerpt alone, did not find those passages and blocked the answers, while a fourth answer on the same case quoted only the guidance and was released. All four were acceptable. Comparing every unmatched quotation against the whole prompt shows that all 21 such passages were present in the scenario and none was absent from the supplied material. That comparison was chosen after the blocks were known and is reported as a diagnosis of a known result, not as a validated check: a check revised in the light of the answers it misjudged would have to be tested on answers it has not seen.</w:t>
       </w:r>
     </w:p>
     <w:p>
@@ -11715,7 +12378,7 @@
         <w:rPr>
           <w:rFonts w:ascii="Calibri" w:hAnsi="Calibri"/>
         </w:rPr>
-        <w:t xml:space="preserve"> Each criterion is judged Correct, Incorrect, Incomplete or Cannot judge. Equivalent wording and approved alternative readings are accepted. Format failures are not themselves content errors; interpretable raw text is scored on substance. Criterion correctness is the share of a case’s criteria judged Correct, averaged over repetitions and then cases, with unscored answers counted as zero and a scored-only mean reported beside it. Over-referral was not recorded as a separate field and is reported only where scoring reasons document it.</w:t>
+        <w:t xml:space="preserve"> Each criterion is judged Correct, Incorrect, Incomplete or Cannot judge. Equivalent wording and approved alternative readings are accepted. Format failures are not themselves content errors; interpretable raw text is scored on substance. Criterion correctness is the share of a case’s criteria judged Correct, averaged over repetitions and then cases, with unread answers counted as zero and a mean over the answers read reported beside it. Over-referral was not recorded as a separate field and is reported only where scoring reasons document it.</w:t>
       </w:r>
     </w:p>
     <w:p>
@@ -11727,13 +12390,13 @@
           <w:rFonts w:ascii="Calibri" w:hAnsi="Calibri"/>
           <w:b/>
         </w:rPr>
-        <w:t>Missing and unscored answers.</w:t>
+        <w:t>Missing and unread answers.</w:t>
       </w:r>
       <w:r>
         <w:rPr>
           <w:rFonts w:ascii="Calibri" w:hAnsi="Calibri"/>
         </w:rPr>
-        <w:t xml:space="preserve"> Answers that are missing or cannot be scored stay in the scheduled denominator. Two bounding sensitivities resolve every unresolved answer: least favorable to the checks (withheld unresolved answers treated as acceptable and released ones as serious) and least favorable to direct release (all unresolved answers treated as serious).</w:t>
+        <w:t xml:space="preserve"> Answers that are missing or have not been read stay in the scheduled denominator. Two bounding sensitivities resolve every unresolved answer: least favorable to the checks (withheld unresolved answers treated as acceptable and released ones as serious) and least favorable to direct release (all unresolved answers treated as serious).</w:t>
       </w:r>
     </w:p>
     <w:p>
@@ -11769,7 +12432,7 @@
         <w:rPr>
           <w:rFonts w:ascii="Calibri" w:hAnsi="Calibri"/>
         </w:rPr>
-        <w:t xml:space="preserve"> For every serious answer withheld under controls, the check that fired is classified as matched, partly matched or unrelated to the scored error. Blocked acceptable answers are classified by cause (format, quotation mismatch, numeric value, unit label, rounding, fraction versus percent, or duplicate entries). The frozen sensitivity based on failure-class matching is not interpreted because failure classes were not collected.</w:t>
+        <w:t xml:space="preserve"> For every serious answer withheld under controls, the check that fired is classified as matched, partly matched or unrelated to the scored error. Blocked acceptable answers are classified by cause (format, quotation not found in the field the check searches, numeric value, unit label, rounding, fraction versus percent, or duplicate entries). The frozen sensitivity based on failure-class matching is not interpreted because failure classes were not collected.</w:t>
       </w:r>
     </w:p>
     <w:p>
@@ -11820,7 +12483,7 @@
         <w:rPr>
           <w:rFonts w:ascii="Calibri" w:hAnsi="Calibri"/>
         </w:rPr>
-        <w:t xml:space="preserve"> Each returned packet is extracted verbatim and compared with the locked author scores on the same answers: exact criterion agreement, agreement on whether an answer has a serious error, and agreement on acceptability (derived for reviewers as severity None or Minor with no undecided criterion), each with its two-by-two counts. Disagreements are reconciled transparently without overwriting either original judgment, and agreement describes only the reviewed subset.</w:t>
+        <w:t xml:space="preserve"> Each returned packet is extracted verbatim and compared with the author’s judgments on the same answers, which were recorded before any return was opened: exact criterion agreement, agreement on whether an answer has a serious error, and agreement on acceptability (derived for reviewers as severity None or Minor with no undecided criterion), each with its two-by-two counts. Disagreements are reconciled transparently without overwriting either original judgment, and agreement describes only the reviewed subset. One packet arrived with its form controls flattened into ordinary text; its answers were read from the document text in the same fixed layout, by a reader required to reproduce the form controls exactly on every return that still carried them, and the route used is recorded for each return.</w:t>
       </w:r>
     </w:p>
     <w:p>

--- a/paper/When_Should_AI_Assist_the_Assessor_FINAL.docx
+++ b/paper/When_Should_AI_Assist_the_Assessor_FINAL.docx
@@ -9059,8 +9059,8 @@
         </w:tblCellMar>
       </w:tblPr>
       <w:tblGrid>
-        <w:gridCol w:w="1552"/>
-        <w:gridCol w:w="7462"/>
+        <w:gridCol w:w="1563"/>
+        <w:gridCol w:w="7451"/>
       </w:tblGrid>
       <w:tr>
         <w:trPr>
@@ -9164,7 +9164,7 @@
                 <w:rFonts w:ascii="Calibri" w:hAnsi="Calibri"/>
                 <w:sz w:val="22"/>
               </w:rPr>
-              <w:t>Bounds for the 36 unread answers</w:t>
+              <w:t>Bounds for the 36 unscored answers</w:t>
             </w:r>
           </w:p>
         </w:tc>
@@ -9181,7 +9181,24 @@
                 <w:rFonts w:ascii="Calibri" w:hAnsi="Calibri"/>
                 <w:sz w:val="22"/>
               </w:rPr>
-              <w:t>Every unread answer was released by the checks, so both bounds coincide on containment: if all 36 were seriously wrong, 18 of 48 would be released as serious failures in each of the four conditions, and the checks would have contained none of them. Useful releases are unchanged at 30, 23, 30 and 21 of 48</w:t>
+              <w:t xml:space="preserve">Every unscored answer was released by the checks, so both bounds coincide on containment: if all 36 were seriously wrong, 18 of 48 would be released as serious failures in each of the four conditions, and the checks would have contained none of them. Useful releases are unchanged at 30, 23, 30 and 21 of 48. An independent reviewer rated two unscored answers serious, and both had been released (</w:t>
+            </w:r>
+            <w:hyperlink w:anchor="App_J">
+              <w:r>
+                <w:rPr>
+                  <w:rFonts w:ascii="Calibri" w:hAnsi="Calibri"/>
+                  <w:sz w:val="22"/>
+                  <w:color w:val="0038A8"/>
+                </w:rPr>
+                <w:t xml:space="preserve">Appendix J</w:t>
+              </w:r>
+            </w:hyperlink>
+            <w:r>
+              <w:rPr>
+                <w:rFonts w:ascii="Calibri" w:hAnsi="Calibri"/>
+                <w:sz w:val="22"/>
+              </w:rPr>
+              <w:t xml:space="preserve">)</w:t>
             </w:r>
           </w:p>
         </w:tc>
@@ -12483,7 +12500,7 @@
         <w:rPr>
           <w:rFonts w:ascii="Calibri" w:hAnsi="Calibri"/>
         </w:rPr>
-        <w:t xml:space="preserve"> Each returned packet is extracted verbatim and compared with the author’s judgments on the same answers, which were recorded before any return was opened: exact criterion agreement, agreement on whether an answer has a serious error, and agreement on acceptability (derived for reviewers as severity None or Minor with no undecided criterion), each with its two-by-two counts. Disagreements are reconciled transparently without overwriting either original judgment, and agreement describes only the reviewed subset. One packet arrived with its form controls flattened into ordinary text; its answers were read from the document text in the same fixed layout, by a reader required to reproduce the form controls exactly on every return that still carried them, and the route used is recorded for each return.</w:t>
+        <w:t xml:space="preserve"> Each returned packet is extracted verbatim and compared with the author’s judgments on the same answers, which were recorded before any return was opened: exact criterion agreement, agreement on whether an answer has a serious error, and agreement on acceptability (derived for reviewers as severity None or Minor with no undecided criterion), each with its two-by-two counts. Disagreements are reconciled transparently without overwriting either original judgment, and agreement describes only the reviewed subset. Of the 22 returned responses, 7 concern answers the researcher had not scored; they cannot be compared and are excluded from the agreement counts. Three of those carry a judgment that is reported here rather than left unstated: one reviewer rated two of them serious, one Critical and one Major, the latter on the ground that supporting medical documentation cannot be verified by its presence alone, and a second reviewer recorded a concern about the answer key on a third. All three had been released by the checks. These are reviewer judgments on answers this study has not scored, so they do not enter the outcome tables, which take the researcher’s scores only; they are a further reason to treat the unscored answers as unresolved rather than as sound. The three reviewers also converged on one criterion of one answer, each marking Correct where the researcher marked Incomplete, which is recorded with the returns. One packet arrived with its form controls flattened into ordinary text; its answers were read from the document text in the same fixed layout, by a reader required to reproduce the form controls exactly on every return that still carried them, and the route used is recorded for each return.</w:t>
       </w:r>
     </w:p>
     <w:p>

--- a/paper/When_Should_AI_Assist_the_Assessor_FINAL.docx
+++ b/paper/When_Should_AI_Assist_the_Assessor_FINAL.docx
@@ -66,7 +66,7 @@
           <w:rFonts w:ascii="Calibri" w:hAnsi="Calibri"/>
           <w:sz w:val="22"/>
         </w:rPr>
-        <w:t>September 18, 2026</w:t>
+        <w:t>September 22, 2026</w:t>
       </w:r>
     </w:p>
     <w:p>
@@ -8893,7 +8893,21 @@
           <w:rPr>
             <w:rFonts w:ascii="Calibri" w:hAnsi="Calibri"/>
           </w:rPr>
-          <w:t xml:space="preserve">https://github.com/bealambitco/ai-assessment-higher-education-ph.</w:t>
+          <w:t xml:space="preserve">https://github.com/bealambitco/ai-assessment-higher-education-ph,</w:t>
+        </w:r>
+      </w:hyperlink>
+      <w:r>
+        <w:rPr>
+          <w:rFonts w:ascii="Calibri" w:hAnsi="Calibri"/>
+        </w:rPr>
+        <w:t xml:space="preserve"> and the paper is published at </w:t>
+      </w:r>
+      <w:hyperlink r:id="rId62">
+        <w:r>
+          <w:rPr>
+            <w:rFonts w:ascii="Calibri" w:hAnsi="Calibri"/>
+          </w:rPr>
+          <w:t xml:space="preserve">https://research.bealambitco.com.</w:t>
         </w:r>
       </w:hyperlink>
       <w:r>
